--- a/UI_UX/лабораторные/Лабораторная работа №4.docx
+++ b/UI_UX/лабораторные/Лабораторная работа №4.docx
@@ -1,6 +1,6 @@
 
 <file path=word/document.xml><?xml version="1.0" encoding="utf-8"?>
-<w:document xmlns:wpc="http://schemas.microsoft.com/office/word/2010/wordprocessingCanvas" xmlns:mc="http://schemas.openxmlformats.org/markup-compatibility/2006" xmlns:o="urn:schemas-microsoft-com:office:office" xmlns:r="http://schemas.openxmlformats.org/officeDocument/2006/relationships" xmlns:m="http://schemas.openxmlformats.org/officeDocument/2006/math" xmlns:v="urn:schemas-microsoft-com:vml" xmlns:wp14="http://schemas.microsoft.com/office/word/2010/wordprocessingDrawing" xmlns:wp="http://schemas.openxmlformats.org/drawingml/2006/wordprocessingDrawing" xmlns:w10="urn:schemas-microsoft-com:office:word" xmlns:w="http://schemas.openxmlformats.org/wordprocessingml/2006/main" xmlns:w14="http://schemas.microsoft.com/office/word/2010/wordml" xmlns:w15="http://schemas.microsoft.com/office/word/2012/wordml" xmlns:wpg="http://schemas.microsoft.com/office/word/2010/wordprocessingGroup" xmlns:wpi="http://schemas.microsoft.com/office/word/2010/wordprocessingInk" xmlns:wne="http://schemas.microsoft.com/office/word/2006/wordml" xmlns:wps="http://schemas.microsoft.com/office/word/2010/wordprocessingShape" mc:Ignorable="w14 w15 wp14">
+<w:document xmlns:wpc="http://schemas.microsoft.com/office/word/2010/wordprocessingCanvas" xmlns:cx="http://schemas.microsoft.com/office/drawing/2014/chartex" xmlns:cx1="http://schemas.microsoft.com/office/drawing/2015/9/8/chartex" xmlns:cx2="http://schemas.microsoft.com/office/drawing/2015/10/21/chartex" xmlns:cx3="http://schemas.microsoft.com/office/drawing/2016/5/9/chartex" xmlns:cx4="http://schemas.microsoft.com/office/drawing/2016/5/10/chartex" xmlns:cx5="http://schemas.microsoft.com/office/drawing/2016/5/11/chartex" xmlns:cx6="http://schemas.microsoft.com/office/drawing/2016/5/12/chartex" xmlns:cx7="http://schemas.microsoft.com/office/drawing/2016/5/13/chartex" xmlns:cx8="http://schemas.microsoft.com/office/drawing/2016/5/14/chartex" xmlns:mc="http://schemas.openxmlformats.org/markup-compatibility/2006" xmlns:aink="http://schemas.microsoft.com/office/drawing/2016/ink" xmlns:am3d="http://schemas.microsoft.com/office/drawing/2017/model3d" xmlns:o="urn:schemas-microsoft-com:office:office" xmlns:oel="http://schemas.microsoft.com/office/2019/extlst" xmlns:r="http://schemas.openxmlformats.org/officeDocument/2006/relationships" xmlns:m="http://schemas.openxmlformats.org/officeDocument/2006/math" xmlns:v="urn:schemas-microsoft-com:vml" xmlns:wp14="http://schemas.microsoft.com/office/word/2010/wordprocessingDrawing" xmlns:wp="http://schemas.openxmlformats.org/drawingml/2006/wordprocessingDrawing" xmlns:w10="urn:schemas-microsoft-com:office:word" xmlns:w="http://schemas.openxmlformats.org/wordprocessingml/2006/main" xmlns:w14="http://schemas.microsoft.com/office/word/2010/wordml" xmlns:w15="http://schemas.microsoft.com/office/word/2012/wordml" xmlns:w16cex="http://schemas.microsoft.com/office/word/2018/wordml/cex" xmlns:w16cid="http://schemas.microsoft.com/office/word/2016/wordml/cid" xmlns:w16="http://schemas.microsoft.com/office/word/2018/wordml" xmlns:w16sdtdh="http://schemas.microsoft.com/office/word/2020/wordml/sdtdatahash" xmlns:w16se="http://schemas.microsoft.com/office/word/2015/wordml/symex" xmlns:wpg="http://schemas.microsoft.com/office/word/2010/wordprocessingGroup" xmlns:wpi="http://schemas.microsoft.com/office/word/2010/wordprocessingInk" xmlns:wne="http://schemas.microsoft.com/office/word/2006/wordml" xmlns:wps="http://schemas.microsoft.com/office/word/2010/wordprocessingShape" mc:Ignorable="w14 w15 w16se w16cid w16 w16cex w16sdtdh wp14">
   <w:body>
     <w:p>
       <w:pPr>
@@ -86,7 +86,17 @@
           <w:sz w:val="28"/>
           <w:szCs w:val="28"/>
         </w:rPr>
-        <w:t>Цель работы:</w:t>
+        <w:t>Цель работы</w:t>
+      </w:r>
+      <w:proofErr w:type="gramStart"/>
+      <w:r>
+        <w:rPr>
+          <w:rFonts w:ascii="Times New Roman" w:hAnsi="Times New Roman" w:cs="Times New Roman"/>
+          <w:b/>
+          <w:sz w:val="28"/>
+          <w:szCs w:val="28"/>
+        </w:rPr>
+        <w:t>:</w:t>
       </w:r>
       <w:r>
         <w:rPr>
@@ -102,7 +112,16 @@
           <w:sz w:val="28"/>
           <w:szCs w:val="28"/>
         </w:rPr>
-        <w:t xml:space="preserve">Провести и проанализировать визуализацию истории взаимодействия пользователя с продуктом при помощи таких инструментов, как </w:t>
+        <w:t>Провести</w:t>
+      </w:r>
+      <w:proofErr w:type="gramEnd"/>
+      <w:r>
+        <w:rPr>
+          <w:rFonts w:ascii="Times New Roman" w:hAnsi="Times New Roman" w:cs="Times New Roman"/>
+          <w:sz w:val="28"/>
+          <w:szCs w:val="28"/>
+        </w:rPr>
+        <w:t xml:space="preserve"> и проанализировать визуализацию истории взаимодействия пользователя с продуктом при помощи таких инструментов, как </w:t>
       </w:r>
       <w:r>
         <w:rPr>
@@ -237,7 +256,47 @@
           <w:sz w:val="28"/>
           <w:szCs w:val="28"/>
         </w:rPr>
-        <w:t>Карта эмпатии (empathy map)</w:t>
+        <w:t>Карта эмпатии (</w:t>
+      </w:r>
+      <w:proofErr w:type="spellStart"/>
+      <w:r>
+        <w:rPr>
+          <w:rFonts w:ascii="Times New Roman" w:hAnsi="Times New Roman" w:cs="Times New Roman"/>
+          <w:b/>
+          <w:sz w:val="28"/>
+          <w:szCs w:val="28"/>
+        </w:rPr>
+        <w:t>empathy</w:t>
+      </w:r>
+      <w:proofErr w:type="spellEnd"/>
+      <w:r>
+        <w:rPr>
+          <w:rFonts w:ascii="Times New Roman" w:hAnsi="Times New Roman" w:cs="Times New Roman"/>
+          <w:b/>
+          <w:sz w:val="28"/>
+          <w:szCs w:val="28"/>
+        </w:rPr>
+        <w:t xml:space="preserve"> </w:t>
+      </w:r>
+      <w:proofErr w:type="spellStart"/>
+      <w:r>
+        <w:rPr>
+          <w:rFonts w:ascii="Times New Roman" w:hAnsi="Times New Roman" w:cs="Times New Roman"/>
+          <w:b/>
+          <w:sz w:val="28"/>
+          <w:szCs w:val="28"/>
+        </w:rPr>
+        <w:t>map</w:t>
+      </w:r>
+      <w:proofErr w:type="spellEnd"/>
+      <w:r>
+        <w:rPr>
+          <w:rFonts w:ascii="Times New Roman" w:hAnsi="Times New Roman" w:cs="Times New Roman"/>
+          <w:b/>
+          <w:sz w:val="28"/>
+          <w:szCs w:val="28"/>
+        </w:rPr>
+        <w:t>)</w:t>
       </w:r>
       <w:r>
         <w:rPr>
@@ -326,7 +385,7 @@
           <w:lang w:eastAsia="ru-RU"/>
         </w:rPr>
         <w:drawing>
-          <wp:inline distT="0" distB="0" distL="0" distR="0" wp14:anchorId="0A37B202" wp14:editId="15B4A5C9">
+          <wp:inline distT="0" distB="0" distL="0" distR="0" wp14:anchorId="4E0289FA" wp14:editId="52742C23">
             <wp:extent cx="3548134" cy="3444948"/>
             <wp:effectExtent l="0" t="0" r="0" b="3175"/>
             <wp:docPr id="24" name="Рисунок 24" descr="C:\Users\Say My Name\Downloads\Slide 16_9 - 8.jpg"/>
@@ -641,7 +700,25 @@
           <w:sz w:val="28"/>
           <w:szCs w:val="28"/>
         </w:rPr>
-        <w:t xml:space="preserve"> показывает действия, которые пользователь выполняет в процессе использования продукта, для достижения нужной цели. Данный сектор содержит ответы на следующие вопросы: «Что пользователь делает физически?», «Каким образом он это делает?», «Какими способами решает проблему?». Например, нажатие кнопки скроллинга вверх, для того, чтобы вернуться вверх страницы, а не листает всю страницу сам при помощи мышки; обновляет страницу несколько раз</w:t>
+        <w:t xml:space="preserve"> показывает действия, которые пользователь выполняет в процессе использования продукта, для достижения нужной цели. Данный сектор содержит ответы на следующие вопросы: «Что пользователь делает физически?», «Каким образом он это делает?», «Какими способами решает проблему?». Например, нажатие кнопки скроллинга </w:t>
+      </w:r>
+      <w:proofErr w:type="gramStart"/>
+      <w:r>
+        <w:rPr>
+          <w:rFonts w:ascii="Times New Roman" w:hAnsi="Times New Roman" w:cs="Times New Roman"/>
+          <w:sz w:val="28"/>
+          <w:szCs w:val="28"/>
+        </w:rPr>
+        <w:t>вверх, для того, чтобы</w:t>
+      </w:r>
+      <w:proofErr w:type="gramEnd"/>
+      <w:r>
+        <w:rPr>
+          <w:rFonts w:ascii="Times New Roman" w:hAnsi="Times New Roman" w:cs="Times New Roman"/>
+          <w:sz w:val="28"/>
+          <w:szCs w:val="28"/>
+        </w:rPr>
+        <w:t xml:space="preserve"> вернуться вверх страницы, а не листает всю страницу сам при помощи мышки; обновляет страницу несколько раз</w:t>
       </w:r>
       <w:r>
         <w:rPr>
@@ -926,7 +1003,7 @@
           <w:lang w:eastAsia="ru-RU"/>
         </w:rPr>
         <w:drawing>
-          <wp:inline distT="0" distB="0" distL="0" distR="0">
+          <wp:inline distT="0" distB="0" distL="0" distR="0" wp14:anchorId="4DCE1F45" wp14:editId="77926AC3">
             <wp:extent cx="2509024" cy="3270019"/>
             <wp:effectExtent l="0" t="0" r="5715" b="6985"/>
             <wp:docPr id="25" name="Рисунок 25" descr="C:\Users\Say My Name\Downloads\Slide 16_9 - 8 (1).jpg"/>
@@ -1119,7 +1196,25 @@
           <w:sz w:val="28"/>
           <w:szCs w:val="28"/>
         </w:rPr>
-        <w:t xml:space="preserve"> Нужно определить какой пользователь или персонаж будет отображён на карте. 1 карта эмпатии составляется на 1 пользователя. Это значит, что если у вас несколько персонажей, для каждого должна быть сделана своя карта эмпатии. Перед заполнение блоков нужно расположить в центре фотографию, рисунок, смайлик клиента и его имя. </w:t>
+        <w:t xml:space="preserve"> Нужно определить какой пользователь или персонаж будет отображён на карте. 1 карта эмпатии составляется на 1 пользователя. Это значит, </w:t>
+      </w:r>
+      <w:proofErr w:type="gramStart"/>
+      <w:r>
+        <w:rPr>
+          <w:rFonts w:ascii="Times New Roman" w:hAnsi="Times New Roman" w:cs="Times New Roman"/>
+          <w:sz w:val="28"/>
+          <w:szCs w:val="28"/>
+        </w:rPr>
+        <w:t>что</w:t>
+      </w:r>
+      <w:proofErr w:type="gramEnd"/>
+      <w:r>
+        <w:rPr>
+          <w:rFonts w:ascii="Times New Roman" w:hAnsi="Times New Roman" w:cs="Times New Roman"/>
+          <w:sz w:val="28"/>
+          <w:szCs w:val="28"/>
+        </w:rPr>
+        <w:t xml:space="preserve"> если у вас несколько персонажей, для каждого должна быть сделана своя карта эмпатии. Перед заполнение блоков нужно расположить в центре фотографию, рисунок, смайлик клиента и его имя. </w:t>
       </w:r>
     </w:p>
     <w:p>
@@ -1553,7 +1648,7 @@
           <w:lang w:eastAsia="ru-RU"/>
         </w:rPr>
         <w:drawing>
-          <wp:inline distT="0" distB="0" distL="0" distR="0" wp14:anchorId="29B5A5B5" wp14:editId="38A2D983">
+          <wp:inline distT="0" distB="0" distL="0" distR="0" wp14:anchorId="4716ACBB" wp14:editId="4BED5F5E">
             <wp:extent cx="6226384" cy="3992137"/>
             <wp:effectExtent l="0" t="0" r="3175" b="8890"/>
             <wp:docPr id="26" name="Рисунок 26" descr="C:\Users\Say My Name\Downloads\Slide 16_9 - 9.jpg"/>
@@ -1777,7 +1872,47 @@
           <w:sz w:val="28"/>
           <w:szCs w:val="28"/>
         </w:rPr>
-        <w:t>Customer Journey Map (CJM, карта пути клиента/пользователя)</w:t>
+        <w:t xml:space="preserve">Customer </w:t>
+      </w:r>
+      <w:proofErr w:type="spellStart"/>
+      <w:r>
+        <w:rPr>
+          <w:rFonts w:ascii="Times New Roman" w:hAnsi="Times New Roman" w:cs="Times New Roman"/>
+          <w:b/>
+          <w:sz w:val="28"/>
+          <w:szCs w:val="28"/>
+        </w:rPr>
+        <w:t>Journey</w:t>
+      </w:r>
+      <w:proofErr w:type="spellEnd"/>
+      <w:r>
+        <w:rPr>
+          <w:rFonts w:ascii="Times New Roman" w:hAnsi="Times New Roman" w:cs="Times New Roman"/>
+          <w:b/>
+          <w:sz w:val="28"/>
+          <w:szCs w:val="28"/>
+        </w:rPr>
+        <w:t xml:space="preserve"> </w:t>
+      </w:r>
+      <w:proofErr w:type="spellStart"/>
+      <w:r>
+        <w:rPr>
+          <w:rFonts w:ascii="Times New Roman" w:hAnsi="Times New Roman" w:cs="Times New Roman"/>
+          <w:b/>
+          <w:sz w:val="28"/>
+          <w:szCs w:val="28"/>
+        </w:rPr>
+        <w:t>Map</w:t>
+      </w:r>
+      <w:proofErr w:type="spellEnd"/>
+      <w:r>
+        <w:rPr>
+          <w:rFonts w:ascii="Times New Roman" w:hAnsi="Times New Roman" w:cs="Times New Roman"/>
+          <w:b/>
+          <w:sz w:val="28"/>
+          <w:szCs w:val="28"/>
+        </w:rPr>
+        <w:t xml:space="preserve"> (CJM, карта пути клиента/пользователя)</w:t>
       </w:r>
       <w:r>
         <w:rPr>
@@ -2109,7 +2244,43 @@
           <w:sz w:val="28"/>
           <w:szCs w:val="24"/>
         </w:rPr>
-        <w:t>Customer Journey Map может выглядеть совершенно по-разному, но в независимости от этого, каждая карта пути должна иметь 5 следующих ключевых элементов:</w:t>
+        <w:t xml:space="preserve">Customer </w:t>
+      </w:r>
+      <w:proofErr w:type="spellStart"/>
+      <w:r>
+        <w:rPr>
+          <w:rFonts w:ascii="Times New Roman" w:hAnsi="Times New Roman" w:cs="Times New Roman"/>
+          <w:sz w:val="28"/>
+          <w:szCs w:val="24"/>
+        </w:rPr>
+        <w:t>Journey</w:t>
+      </w:r>
+      <w:proofErr w:type="spellEnd"/>
+      <w:r>
+        <w:rPr>
+          <w:rFonts w:ascii="Times New Roman" w:hAnsi="Times New Roman" w:cs="Times New Roman"/>
+          <w:sz w:val="28"/>
+          <w:szCs w:val="24"/>
+        </w:rPr>
+        <w:t xml:space="preserve"> </w:t>
+      </w:r>
+      <w:proofErr w:type="spellStart"/>
+      <w:r>
+        <w:rPr>
+          <w:rFonts w:ascii="Times New Roman" w:hAnsi="Times New Roman" w:cs="Times New Roman"/>
+          <w:sz w:val="28"/>
+          <w:szCs w:val="24"/>
+        </w:rPr>
+        <w:t>Map</w:t>
+      </w:r>
+      <w:proofErr w:type="spellEnd"/>
+      <w:r>
+        <w:rPr>
+          <w:rFonts w:ascii="Times New Roman" w:hAnsi="Times New Roman" w:cs="Times New Roman"/>
+          <w:sz w:val="28"/>
+          <w:szCs w:val="24"/>
+        </w:rPr>
+        <w:t xml:space="preserve"> может выглядеть совершенно по-разному, но в независимости от этого, каждая карта пути должна иметь 5 следующих ключевых элементов:</w:t>
       </w:r>
     </w:p>
     <w:p>
@@ -2347,7 +2518,43 @@
           <w:sz w:val="28"/>
           <w:szCs w:val="28"/>
         </w:rPr>
-        <w:t xml:space="preserve">описывает ситуацию, для которой строится Customer Journey Map, а также цели пользователя в данной ситуации, его потребности и конкретные ожидания. Сценарии могут быть реальными (если </w:t>
+        <w:t xml:space="preserve">описывает ситуацию, для которой строится Customer </w:t>
+      </w:r>
+      <w:proofErr w:type="spellStart"/>
+      <w:r>
+        <w:rPr>
+          <w:rFonts w:ascii="Times New Roman" w:hAnsi="Times New Roman" w:cs="Times New Roman"/>
+          <w:sz w:val="28"/>
+          <w:szCs w:val="28"/>
+        </w:rPr>
+        <w:t>Journey</w:t>
+      </w:r>
+      <w:proofErr w:type="spellEnd"/>
+      <w:r>
+        <w:rPr>
+          <w:rFonts w:ascii="Times New Roman" w:hAnsi="Times New Roman" w:cs="Times New Roman"/>
+          <w:sz w:val="28"/>
+          <w:szCs w:val="28"/>
+        </w:rPr>
+        <w:t xml:space="preserve"> </w:t>
+      </w:r>
+      <w:proofErr w:type="spellStart"/>
+      <w:r>
+        <w:rPr>
+          <w:rFonts w:ascii="Times New Roman" w:hAnsi="Times New Roman" w:cs="Times New Roman"/>
+          <w:sz w:val="28"/>
+          <w:szCs w:val="28"/>
+        </w:rPr>
+        <w:t>Map</w:t>
+      </w:r>
+      <w:proofErr w:type="spellEnd"/>
+      <w:r>
+        <w:rPr>
+          <w:rFonts w:ascii="Times New Roman" w:hAnsi="Times New Roman" w:cs="Times New Roman"/>
+          <w:sz w:val="28"/>
+          <w:szCs w:val="28"/>
+        </w:rPr>
+        <w:t xml:space="preserve">, а также цели пользователя в данной ситуации, его потребности и конкретные ожидания. Сценарии могут быть реальными (если </w:t>
       </w:r>
       <w:r>
         <w:rPr>
@@ -2388,7 +2595,29 @@
           <w:szCs w:val="28"/>
           <w:shd w:val="clear" w:color="auto" w:fill="FFFFFF"/>
         </w:rPr>
-        <w:t>CJM больше всего подходят для сценариев, которые состоят из последовательность событий и описывают какой-либо процесс.</w:t>
+        <w:t xml:space="preserve">CJM больше всего подходят для сценариев, которые состоят </w:t>
+      </w:r>
+      <w:proofErr w:type="gramStart"/>
+      <w:r>
+        <w:rPr>
+          <w:rFonts w:ascii="Times New Roman" w:hAnsi="Times New Roman" w:cs="Times New Roman"/>
+          <w:color w:val="000000"/>
+          <w:sz w:val="28"/>
+          <w:szCs w:val="28"/>
+          <w:shd w:val="clear" w:color="auto" w:fill="FFFFFF"/>
+        </w:rPr>
+        <w:t>из последовательность</w:t>
+      </w:r>
+      <w:proofErr w:type="gramEnd"/>
+      <w:r>
+        <w:rPr>
+          <w:rFonts w:ascii="Times New Roman" w:hAnsi="Times New Roman" w:cs="Times New Roman"/>
+          <w:color w:val="000000"/>
+          <w:sz w:val="28"/>
+          <w:szCs w:val="28"/>
+          <w:shd w:val="clear" w:color="auto" w:fill="FFFFFF"/>
+        </w:rPr>
+        <w:t xml:space="preserve"> событий и описывают какой-либо процесс.</w:t>
       </w:r>
     </w:p>
     <w:p>
@@ -3215,7 +3444,7 @@
           <w:lang w:eastAsia="ru-RU"/>
         </w:rPr>
         <w:drawing>
-          <wp:inline distT="0" distB="0" distL="0" distR="0">
+          <wp:inline distT="0" distB="0" distL="0" distR="0" wp14:anchorId="6C708664" wp14:editId="33E0A416">
             <wp:extent cx="5939155" cy="725805"/>
             <wp:effectExtent l="0" t="0" r="4445" b="0"/>
             <wp:docPr id="1" name="Рисунок 1" descr="C:\Users\Say My Name\Downloads\Slide 16_9 - 6.jpg"/>
@@ -3415,7 +3644,7 @@
           <w:lang w:eastAsia="ru-RU"/>
         </w:rPr>
         <w:drawing>
-          <wp:inline distT="0" distB="0" distL="0" distR="0" wp14:anchorId="5EB8AC6E" wp14:editId="6DBBDB63">
+          <wp:inline distT="0" distB="0" distL="0" distR="0" wp14:anchorId="4C03C046" wp14:editId="46F426EE">
             <wp:extent cx="6145182" cy="1717287"/>
             <wp:effectExtent l="0" t="0" r="8255" b="0"/>
             <wp:docPr id="4" name="Рисунок 4" descr="C:\Users\Say My Name\Downloads\Slide 16_9 - 6 (1).jpg"/>
@@ -3620,7 +3849,7 @@
         </w:rPr>
         <w:lastRenderedPageBreak/>
         <w:drawing>
-          <wp:inline distT="0" distB="0" distL="0" distR="0">
+          <wp:inline distT="0" distB="0" distL="0" distR="0" wp14:anchorId="1F8648B6" wp14:editId="7DA03632">
             <wp:extent cx="6177153" cy="2743200"/>
             <wp:effectExtent l="0" t="0" r="0" b="0"/>
             <wp:docPr id="6" name="Рисунок 6" descr="C:\Users\Say My Name\Downloads\Slide 16_9 - 6 (2).jpg"/>
@@ -3828,7 +4057,7 @@
           <w:lang w:eastAsia="ru-RU"/>
         </w:rPr>
         <w:drawing>
-          <wp:inline distT="0" distB="0" distL="0" distR="0">
+          <wp:inline distT="0" distB="0" distL="0" distR="0" wp14:anchorId="064C1254" wp14:editId="2F67E53A">
             <wp:extent cx="6156315" cy="3368351"/>
             <wp:effectExtent l="0" t="0" r="0" b="3810"/>
             <wp:docPr id="8" name="Рисунок 8" descr="C:\Users\Say My Name\Downloads\Slide 16_9 - 6 (3).jpg"/>
@@ -4084,7 +4313,7 @@
         </w:rPr>
         <w:lastRenderedPageBreak/>
         <w:drawing>
-          <wp:inline distT="0" distB="0" distL="0" distR="0">
+          <wp:inline distT="0" distB="0" distL="0" distR="0" wp14:anchorId="3FD1AB33" wp14:editId="69A1A827">
             <wp:extent cx="6237034" cy="4226767"/>
             <wp:effectExtent l="0" t="0" r="0" b="2540"/>
             <wp:docPr id="10" name="Рисунок 10" descr="C:\Users\Say My Name\Downloads\Slide 16_9 - 6 (4).jpg"/>
@@ -4303,7 +4532,7 @@
           <w:lang w:eastAsia="ru-RU"/>
         </w:rPr>
         <w:drawing>
-          <wp:inline distT="0" distB="0" distL="0" distR="0">
+          <wp:inline distT="0" distB="0" distL="0" distR="0" wp14:anchorId="79BCDE32" wp14:editId="5DA511EF">
             <wp:extent cx="5939155" cy="2988310"/>
             <wp:effectExtent l="0" t="0" r="4445" b="2540"/>
             <wp:docPr id="12" name="Рисунок 12" descr="C:\Users\Say My Name\Downloads\Frame 1.jpg"/>
@@ -4540,7 +4769,7 @@
           <w:lang w:eastAsia="ru-RU"/>
         </w:rPr>
         <w:drawing>
-          <wp:inline distT="0" distB="0" distL="0" distR="0" wp14:anchorId="2BF23231" wp14:editId="057C5B0B">
+          <wp:inline distT="0" distB="0" distL="0" distR="0" wp14:anchorId="20ADDBB6" wp14:editId="48D29F72">
             <wp:extent cx="4526223" cy="3996965"/>
             <wp:effectExtent l="0" t="0" r="8255" b="3810"/>
             <wp:docPr id="156" name="Рисунок 156" descr="https://ux-journal.ru/wp-content/uploads/2021/01/cjm-example-1479x1400.png"/>
@@ -5288,17 +5517,7 @@
           <w:sz w:val="28"/>
           <w:szCs w:val="28"/>
         </w:rPr>
-        <w:t xml:space="preserve">Сделать выводы </w:t>
-      </w:r>
-      <w:bookmarkStart w:id="0" w:name="_GoBack"/>
-      <w:bookmarkEnd w:id="0"/>
-      <w:r>
-        <w:rPr>
-          <w:rFonts w:ascii="Times New Roman" w:hAnsi="Times New Roman" w:cs="Times New Roman"/>
-          <w:sz w:val="28"/>
-          <w:szCs w:val="28"/>
-        </w:rPr>
-        <w:t xml:space="preserve">по разработанной </w:t>
+        <w:t xml:space="preserve">Сделать выводы по разработанной </w:t>
       </w:r>
       <w:r>
         <w:rPr>
@@ -5447,15 +5666,40 @@
     <w:p>
       <w:pPr>
         <w:pStyle w:val="a3"/>
-        <w:numPr>
-          <w:ilvl w:val="0"/>
-          <w:numId w:val="9"/>
-        </w:numPr>
+        <w:spacing w:after="0" w:line="240" w:lineRule="auto"/>
+        <w:jc w:val="both"/>
+        <w:rPr>
+          <w:rFonts w:ascii="Times New Roman" w:hAnsi="Times New Roman" w:cs="Times New Roman"/>
+          <w:sz w:val="28"/>
+          <w:szCs w:val="28"/>
+        </w:rPr>
+      </w:pPr>
+      <w:r>
+        <w:rPr>
+          <w:rFonts w:ascii="Times New Roman" w:hAnsi="Times New Roman" w:cs="Times New Roman"/>
+          <w:b/>
+          <w:sz w:val="28"/>
+          <w:szCs w:val="28"/>
+        </w:rPr>
+        <w:t>Эмпатия</w:t>
+      </w:r>
+      <w:r>
+        <w:rPr>
+          <w:rFonts w:ascii="Times New Roman" w:hAnsi="Times New Roman" w:cs="Times New Roman"/>
+          <w:sz w:val="28"/>
+          <w:szCs w:val="28"/>
+        </w:rPr>
+        <w:t xml:space="preserve"> — это способность понимать и идентифицировать себя с контекстом, эмоциями, целями и мотивами другого человека. Таким образом, эмпатия в дизайне шире понимания потребностей пользователей, она затрагивает контекст, ограничения, привычки и взаимосвязи между людьми в целом, решает ваш продукт, его глазами.</w:t>
+      </w:r>
+    </w:p>
+    <w:p>
+      <w:pPr>
+        <w:pStyle w:val="a3"/>
         <w:tabs>
           <w:tab w:val="left" w:pos="1134"/>
         </w:tabs>
         <w:spacing w:before="240" w:after="240" w:line="240" w:lineRule="auto"/>
-        <w:ind w:left="0" w:firstLine="709"/>
+        <w:ind w:left="709"/>
         <w:jc w:val="both"/>
         <w:rPr>
           <w:rFonts w:ascii="Times New Roman" w:hAnsi="Times New Roman" w:cs="Times New Roman"/>
@@ -5463,14 +5707,6 @@
           <w:szCs w:val="28"/>
         </w:rPr>
       </w:pPr>
-      <w:r>
-        <w:rPr>
-          <w:rFonts w:ascii="Times New Roman" w:hAnsi="Times New Roman" w:cs="Times New Roman"/>
-          <w:sz w:val="28"/>
-          <w:szCs w:val="28"/>
-        </w:rPr>
-        <w:t>Что такое карта эмпатии?</w:t>
-      </w:r>
     </w:p>
     <w:p>
       <w:pPr>
@@ -5497,8 +5733,93 @@
           <w:sz w:val="28"/>
           <w:szCs w:val="28"/>
         </w:rPr>
-        <w:t>Для чего необходима карта эмпатии?</w:t>
-      </w:r>
+        <w:t>Что такое карта эмпатии?</w:t>
+      </w:r>
+    </w:p>
+    <w:p>
+      <w:pPr>
+        <w:pStyle w:val="a3"/>
+        <w:spacing w:after="0" w:line="240" w:lineRule="auto"/>
+        <w:jc w:val="both"/>
+        <w:rPr>
+          <w:rFonts w:ascii="Times New Roman" w:hAnsi="Times New Roman" w:cs="Times New Roman"/>
+          <w:sz w:val="28"/>
+          <w:szCs w:val="28"/>
+        </w:rPr>
+      </w:pPr>
+      <w:r>
+        <w:rPr>
+          <w:rFonts w:ascii="Times New Roman" w:hAnsi="Times New Roman" w:cs="Times New Roman"/>
+          <w:b/>
+          <w:sz w:val="28"/>
+          <w:szCs w:val="28"/>
+        </w:rPr>
+        <w:t>Карта эмпатии (</w:t>
+      </w:r>
+      <w:proofErr w:type="spellStart"/>
+      <w:r>
+        <w:rPr>
+          <w:rFonts w:ascii="Times New Roman" w:hAnsi="Times New Roman" w:cs="Times New Roman"/>
+          <w:b/>
+          <w:sz w:val="28"/>
+          <w:szCs w:val="28"/>
+        </w:rPr>
+        <w:t>empathy</w:t>
+      </w:r>
+      <w:proofErr w:type="spellEnd"/>
+      <w:r>
+        <w:rPr>
+          <w:rFonts w:ascii="Times New Roman" w:hAnsi="Times New Roman" w:cs="Times New Roman"/>
+          <w:b/>
+          <w:sz w:val="28"/>
+          <w:szCs w:val="28"/>
+        </w:rPr>
+        <w:t xml:space="preserve"> </w:t>
+      </w:r>
+      <w:proofErr w:type="spellStart"/>
+      <w:r>
+        <w:rPr>
+          <w:rFonts w:ascii="Times New Roman" w:hAnsi="Times New Roman" w:cs="Times New Roman"/>
+          <w:b/>
+          <w:sz w:val="28"/>
+          <w:szCs w:val="28"/>
+        </w:rPr>
+        <w:t>map</w:t>
+      </w:r>
+      <w:proofErr w:type="spellEnd"/>
+      <w:r>
+        <w:rPr>
+          <w:rFonts w:ascii="Times New Roman" w:hAnsi="Times New Roman" w:cs="Times New Roman"/>
+          <w:b/>
+          <w:sz w:val="28"/>
+          <w:szCs w:val="28"/>
+        </w:rPr>
+        <w:t>)</w:t>
+      </w:r>
+      <w:r>
+        <w:rPr>
+          <w:rFonts w:ascii="Times New Roman" w:hAnsi="Times New Roman" w:cs="Times New Roman"/>
+          <w:sz w:val="28"/>
+          <w:szCs w:val="28"/>
+        </w:rPr>
+        <w:t xml:space="preserve"> — инструмент для визуализации идей, позволяющий поставить себя на место пользователя, взглянуть на проблему, которую решает ваш продукт, его глазами</w:t>
+      </w:r>
+    </w:p>
+    <w:p>
+      <w:pPr>
+        <w:pStyle w:val="a3"/>
+        <w:tabs>
+          <w:tab w:val="left" w:pos="1134"/>
+        </w:tabs>
+        <w:spacing w:before="240" w:after="240" w:line="240" w:lineRule="auto"/>
+        <w:ind w:left="709"/>
+        <w:jc w:val="both"/>
+        <w:rPr>
+          <w:rFonts w:ascii="Times New Roman" w:hAnsi="Times New Roman" w:cs="Times New Roman"/>
+          <w:sz w:val="28"/>
+          <w:szCs w:val="28"/>
+        </w:rPr>
+      </w:pPr>
     </w:p>
     <w:p>
       <w:pPr>
@@ -5525,8 +5846,52 @@
           <w:sz w:val="28"/>
           <w:szCs w:val="28"/>
         </w:rPr>
-        <w:t>Из чего состоит карта эмпатии?</w:t>
-      </w:r>
+        <w:t>Для чего необходима карта эмпатии?</w:t>
+      </w:r>
+    </w:p>
+    <w:p>
+      <w:pPr>
+        <w:pStyle w:val="a3"/>
+        <w:spacing w:after="0" w:line="240" w:lineRule="auto"/>
+        <w:jc w:val="both"/>
+        <w:rPr>
+          <w:rFonts w:ascii="Times New Roman" w:hAnsi="Times New Roman" w:cs="Times New Roman"/>
+          <w:sz w:val="28"/>
+          <w:szCs w:val="28"/>
+        </w:rPr>
+      </w:pPr>
+      <w:r>
+        <w:rPr>
+          <w:rFonts w:ascii="Times New Roman" w:hAnsi="Times New Roman" w:cs="Times New Roman"/>
+          <w:sz w:val="28"/>
+          <w:szCs w:val="28"/>
+        </w:rPr>
+        <w:t>И</w:t>
+      </w:r>
+      <w:r>
+        <w:rPr>
+          <w:rFonts w:ascii="Times New Roman" w:hAnsi="Times New Roman" w:cs="Times New Roman"/>
+          <w:sz w:val="28"/>
+          <w:szCs w:val="28"/>
+        </w:rPr>
+        <w:t xml:space="preserve">спользуется для того, чтобы чётко сформулировать сведения, известные нам об определённом типе пользователей. </w:t>
+      </w:r>
+    </w:p>
+    <w:p>
+      <w:pPr>
+        <w:pStyle w:val="a3"/>
+        <w:tabs>
+          <w:tab w:val="left" w:pos="1134"/>
+        </w:tabs>
+        <w:spacing w:before="240" w:after="240" w:line="240" w:lineRule="auto"/>
+        <w:ind w:left="709"/>
+        <w:jc w:val="both"/>
+        <w:rPr>
+          <w:rFonts w:ascii="Times New Roman" w:hAnsi="Times New Roman" w:cs="Times New Roman"/>
+          <w:sz w:val="28"/>
+          <w:szCs w:val="28"/>
+        </w:rPr>
+      </w:pPr>
     </w:p>
     <w:p>
       <w:pPr>
@@ -5553,8 +5918,315 @@
           <w:sz w:val="28"/>
           <w:szCs w:val="28"/>
         </w:rPr>
-        <w:t>По какой схеме составляется карта эмпатии?</w:t>
-      </w:r>
+        <w:t>Из чего состоит карта эмпатии?</w:t>
+      </w:r>
+    </w:p>
+    <w:p>
+      <w:pPr>
+        <w:pStyle w:val="a3"/>
+        <w:numPr>
+          <w:ilvl w:val="0"/>
+          <w:numId w:val="38"/>
+        </w:numPr>
+        <w:spacing w:after="0" w:line="240" w:lineRule="auto"/>
+        <w:jc w:val="both"/>
+        <w:rPr>
+          <w:rFonts w:ascii="Times New Roman" w:hAnsi="Times New Roman" w:cs="Times New Roman"/>
+          <w:sz w:val="28"/>
+          <w:szCs w:val="28"/>
+        </w:rPr>
+      </w:pPr>
+      <w:r>
+        <w:rPr>
+          <w:rFonts w:ascii="Times New Roman" w:hAnsi="Times New Roman" w:cs="Times New Roman"/>
+          <w:i/>
+          <w:sz w:val="28"/>
+          <w:szCs w:val="28"/>
+        </w:rPr>
+        <w:t>Сектор «Говорит»</w:t>
+      </w:r>
+      <w:r>
+        <w:rPr>
+          <w:rFonts w:ascii="Times New Roman" w:hAnsi="Times New Roman" w:cs="Times New Roman"/>
+          <w:sz w:val="28"/>
+          <w:szCs w:val="28"/>
+        </w:rPr>
+        <w:t xml:space="preserve"> отображает сказанное пользователем, то есть то, что пользователь произносил вслух, во время взаимодействия с продуктом. Например, «Мне непонятно, что нужно делать здесь», «Не могу найти нужную мне информацию, продукт бесполезный».</w:t>
+      </w:r>
+    </w:p>
+    <w:p>
+      <w:pPr>
+        <w:pStyle w:val="a3"/>
+        <w:numPr>
+          <w:ilvl w:val="0"/>
+          <w:numId w:val="38"/>
+        </w:numPr>
+        <w:spacing w:after="0" w:line="240" w:lineRule="auto"/>
+        <w:jc w:val="both"/>
+        <w:rPr>
+          <w:rFonts w:ascii="Times New Roman" w:hAnsi="Times New Roman" w:cs="Times New Roman"/>
+          <w:sz w:val="28"/>
+          <w:szCs w:val="28"/>
+        </w:rPr>
+      </w:pPr>
+      <w:r>
+        <w:rPr>
+          <w:rFonts w:ascii="Times New Roman" w:hAnsi="Times New Roman" w:cs="Times New Roman"/>
+          <w:i/>
+          <w:sz w:val="28"/>
+          <w:szCs w:val="28"/>
+        </w:rPr>
+        <w:t>Сектор «Думает»</w:t>
+      </w:r>
+      <w:r>
+        <w:rPr>
+          <w:rFonts w:ascii="Times New Roman" w:hAnsi="Times New Roman" w:cs="Times New Roman"/>
+          <w:sz w:val="28"/>
+          <w:szCs w:val="28"/>
+        </w:rPr>
+        <w:t xml:space="preserve"> отражает и фиксирует мысли пользователя, которые возникают у него в процессе использования приложения, в процессе решения проблемы. Задаются вопросы: «Что думает пользователь?», «Что имеет значение для него?», «Какими словами он думает о проблеме?». Есть вероятность, что сектора «Говорит» и «Думает» будут совпадать, то есть содержать одинаковую информацию, а могут отличаться, ведь люди не всегда говорят то, что в действительности думают. Например, «Зачем мне это описывают, неужели я слишком глуп, чтобы понять это?», «Это действительно очень помогает».</w:t>
+      </w:r>
+    </w:p>
+    <w:p>
+      <w:pPr>
+        <w:pStyle w:val="a3"/>
+        <w:numPr>
+          <w:ilvl w:val="0"/>
+          <w:numId w:val="38"/>
+        </w:numPr>
+        <w:spacing w:after="0" w:line="240" w:lineRule="auto"/>
+        <w:jc w:val="both"/>
+        <w:rPr>
+          <w:rFonts w:ascii="Times New Roman" w:hAnsi="Times New Roman" w:cs="Times New Roman"/>
+          <w:sz w:val="28"/>
+          <w:szCs w:val="28"/>
+        </w:rPr>
+      </w:pPr>
+      <w:r>
+        <w:rPr>
+          <w:rFonts w:ascii="Times New Roman" w:hAnsi="Times New Roman" w:cs="Times New Roman"/>
+          <w:i/>
+          <w:sz w:val="28"/>
+          <w:szCs w:val="28"/>
+        </w:rPr>
+        <w:t>Сектор «Делает»</w:t>
+      </w:r>
+      <w:r>
+        <w:rPr>
+          <w:rFonts w:ascii="Times New Roman" w:hAnsi="Times New Roman" w:cs="Times New Roman"/>
+          <w:sz w:val="28"/>
+          <w:szCs w:val="28"/>
+        </w:rPr>
+        <w:t xml:space="preserve"> показывает действия, которые пользователь выполняет в процессе использования продукта, для достижения нужной цели. Данный сектор содержит ответы на следующие вопросы: «Что пользователь делает физически?», «Каким образом он это делает?», «Какими способами решает проблему?». Например, нажатие кнопки скроллинга </w:t>
+      </w:r>
+      <w:proofErr w:type="gramStart"/>
+      <w:r>
+        <w:rPr>
+          <w:rFonts w:ascii="Times New Roman" w:hAnsi="Times New Roman" w:cs="Times New Roman"/>
+          <w:sz w:val="28"/>
+          <w:szCs w:val="28"/>
+        </w:rPr>
+        <w:lastRenderedPageBreak/>
+        <w:t>вверх, для того, чтобы</w:t>
+      </w:r>
+      <w:proofErr w:type="gramEnd"/>
+      <w:r>
+        <w:rPr>
+          <w:rFonts w:ascii="Times New Roman" w:hAnsi="Times New Roman" w:cs="Times New Roman"/>
+          <w:sz w:val="28"/>
+          <w:szCs w:val="28"/>
+        </w:rPr>
+        <w:t xml:space="preserve"> вернуться вверх страницы, а не листает всю страницу сам при помощи мышки; обновляет страницу несколько раз.</w:t>
+      </w:r>
+    </w:p>
+    <w:p>
+      <w:pPr>
+        <w:pStyle w:val="a3"/>
+        <w:numPr>
+          <w:ilvl w:val="0"/>
+          <w:numId w:val="38"/>
+        </w:numPr>
+        <w:spacing w:after="0" w:line="240" w:lineRule="auto"/>
+        <w:jc w:val="both"/>
+        <w:rPr>
+          <w:rFonts w:ascii="Times New Roman" w:hAnsi="Times New Roman" w:cs="Times New Roman"/>
+          <w:sz w:val="28"/>
+          <w:szCs w:val="28"/>
+        </w:rPr>
+      </w:pPr>
+      <w:r>
+        <w:rPr>
+          <w:rFonts w:ascii="Times New Roman" w:hAnsi="Times New Roman" w:cs="Times New Roman"/>
+          <w:i/>
+          <w:sz w:val="28"/>
+          <w:szCs w:val="28"/>
+        </w:rPr>
+        <w:t>Сектор «Чувствует»</w:t>
+      </w:r>
+      <w:r>
+        <w:rPr>
+          <w:rFonts w:ascii="Times New Roman" w:hAnsi="Times New Roman" w:cs="Times New Roman"/>
+          <w:sz w:val="28"/>
+          <w:szCs w:val="28"/>
+        </w:rPr>
+        <w:t xml:space="preserve"> отображает эмоции пользователя, выраженные в виде прилагательного и короткого предложения для понимания контекста.  Задаются вопросы: «Что беспокоит пользователя?», «Что приводит пользователя в восторг?», «Какие чувства возникают у пользователя по отношению к продукту?». То есть сюда можем заносить беспокойства, ощущения и эмоциональное состояния пользователя в целом, то есть как положительные эмоции, так и отрицательные. Например, пользователь испытывает чувство нетерпеливости (слишком медленно загружаются страницы), растерянность (карточки разных товаров выглядят иначе, почему).</w:t>
+      </w:r>
+    </w:p>
+    <w:p>
+      <w:pPr>
+        <w:pStyle w:val="a3"/>
+        <w:numPr>
+          <w:ilvl w:val="0"/>
+          <w:numId w:val="37"/>
+        </w:numPr>
+        <w:spacing w:after="0" w:line="240" w:lineRule="auto"/>
+        <w:jc w:val="both"/>
+        <w:rPr>
+          <w:rFonts w:ascii="Times New Roman" w:hAnsi="Times New Roman" w:cs="Times New Roman"/>
+          <w:i/>
+          <w:iCs/>
+          <w:sz w:val="28"/>
+          <w:szCs w:val="28"/>
+        </w:rPr>
+      </w:pPr>
+      <w:r>
+        <w:rPr>
+          <w:rFonts w:ascii="Times New Roman" w:hAnsi="Times New Roman" w:cs="Times New Roman"/>
+          <w:i/>
+          <w:iCs/>
+          <w:sz w:val="28"/>
+          <w:szCs w:val="28"/>
+        </w:rPr>
+        <w:t>Можно также дополнить такими секторами, как «Видит», «Слышит», «Боль», «Достижения».</w:t>
+      </w:r>
+    </w:p>
+    <w:p>
+      <w:pPr>
+        <w:pStyle w:val="a3"/>
+        <w:numPr>
+          <w:ilvl w:val="0"/>
+          <w:numId w:val="37"/>
+        </w:numPr>
+        <w:spacing w:after="0" w:line="240" w:lineRule="auto"/>
+        <w:jc w:val="both"/>
+        <w:rPr>
+          <w:rFonts w:ascii="Times New Roman" w:hAnsi="Times New Roman" w:cs="Times New Roman"/>
+          <w:i/>
+          <w:iCs/>
+          <w:sz w:val="28"/>
+          <w:szCs w:val="28"/>
+        </w:rPr>
+      </w:pPr>
+      <w:r>
+        <w:rPr>
+          <w:rFonts w:ascii="Times New Roman" w:hAnsi="Times New Roman" w:cs="Times New Roman"/>
+          <w:i/>
+          <w:iCs/>
+          <w:sz w:val="28"/>
+          <w:szCs w:val="28"/>
+        </w:rPr>
+        <w:t>Сектор «Видит» отображает среду, в которой находится пользователь при взаимодействии с бизнес-продуктом.</w:t>
+      </w:r>
+    </w:p>
+    <w:p>
+      <w:pPr>
+        <w:pStyle w:val="a3"/>
+        <w:numPr>
+          <w:ilvl w:val="0"/>
+          <w:numId w:val="37"/>
+        </w:numPr>
+        <w:spacing w:after="0" w:line="240" w:lineRule="auto"/>
+        <w:jc w:val="both"/>
+        <w:rPr>
+          <w:rFonts w:ascii="Times New Roman" w:hAnsi="Times New Roman" w:cs="Times New Roman"/>
+          <w:i/>
+          <w:iCs/>
+          <w:sz w:val="28"/>
+          <w:szCs w:val="28"/>
+        </w:rPr>
+      </w:pPr>
+      <w:r>
+        <w:rPr>
+          <w:rFonts w:ascii="Times New Roman" w:hAnsi="Times New Roman" w:cs="Times New Roman"/>
+          <w:i/>
+          <w:iCs/>
+          <w:sz w:val="28"/>
+          <w:szCs w:val="28"/>
+        </w:rPr>
+        <w:t>Сектор «Слышит». Данный сектор содержит ответы на следующие вопросы: «Как среда, в которой находится пользователь, воздействует на него?», «Что говорят вокруг?» «Кто и что влияет на пользователя?».</w:t>
+      </w:r>
+    </w:p>
+    <w:p>
+      <w:pPr>
+        <w:pStyle w:val="a3"/>
+        <w:numPr>
+          <w:ilvl w:val="0"/>
+          <w:numId w:val="37"/>
+        </w:numPr>
+        <w:spacing w:after="0" w:line="240" w:lineRule="auto"/>
+        <w:jc w:val="both"/>
+        <w:rPr>
+          <w:rFonts w:ascii="Times New Roman" w:hAnsi="Times New Roman" w:cs="Times New Roman"/>
+          <w:i/>
+          <w:iCs/>
+          <w:sz w:val="28"/>
+          <w:szCs w:val="28"/>
+        </w:rPr>
+      </w:pPr>
+      <w:r>
+        <w:rPr>
+          <w:rFonts w:ascii="Times New Roman" w:hAnsi="Times New Roman" w:cs="Times New Roman"/>
+          <w:i/>
+          <w:iCs/>
+          <w:sz w:val="28"/>
+          <w:szCs w:val="28"/>
+        </w:rPr>
+        <w:t>Сектор «Боль/Проблемы» помещаются препятствия, страхи и какой-то негативный опыт, с которым сталкивается пользователь, или предполагаемые негативные сценарии. Задаются вопросы: «Что тревожит пользователя?», «Чего он опасается?». «Что может стать причиной того, что пользователь откажется от вашего бизнес-продукта?».</w:t>
+      </w:r>
+    </w:p>
+    <w:p>
+      <w:pPr>
+        <w:pStyle w:val="a3"/>
+        <w:numPr>
+          <w:ilvl w:val="0"/>
+          <w:numId w:val="37"/>
+        </w:numPr>
+        <w:spacing w:after="0" w:line="240" w:lineRule="auto"/>
+        <w:jc w:val="both"/>
+        <w:rPr>
+          <w:rFonts w:ascii="Times New Roman" w:hAnsi="Times New Roman" w:cs="Times New Roman"/>
+          <w:i/>
+          <w:iCs/>
+          <w:sz w:val="28"/>
+          <w:szCs w:val="28"/>
+        </w:rPr>
+      </w:pPr>
+      <w:r>
+        <w:rPr>
+          <w:rFonts w:ascii="Times New Roman" w:hAnsi="Times New Roman" w:cs="Times New Roman"/>
+          <w:i/>
+          <w:iCs/>
+          <w:sz w:val="28"/>
+          <w:szCs w:val="28"/>
+        </w:rPr>
+        <w:t>Сектор «Достижения/Ценности» описывает потребности и желания пользователи, которые он питает, когда использует продукт. Задаются вопросы: «Что значит успех от использования вашего продукта для пользователя?», «Что поможет пользователю избавиться от проблем и сомнений?», «За какие возможности продукта он готов платить?», «Какие пользователь сделает шаги для достижения цели?», «Как продукт поможет пользователю достичь цели?».</w:t>
+      </w:r>
+    </w:p>
+    <w:p>
+      <w:pPr>
+        <w:pStyle w:val="a3"/>
+        <w:tabs>
+          <w:tab w:val="left" w:pos="1134"/>
+        </w:tabs>
+        <w:spacing w:before="240" w:after="240" w:line="240" w:lineRule="auto"/>
+        <w:ind w:left="709"/>
+        <w:jc w:val="both"/>
+        <w:rPr>
+          <w:rFonts w:ascii="Times New Roman" w:hAnsi="Times New Roman" w:cs="Times New Roman"/>
+          <w:sz w:val="28"/>
+          <w:szCs w:val="28"/>
+        </w:rPr>
+      </w:pPr>
     </w:p>
     <w:p>
       <w:pPr>
@@ -5581,25 +6253,195 @@
           <w:sz w:val="28"/>
           <w:szCs w:val="28"/>
         </w:rPr>
-        <w:t xml:space="preserve">Что такое </w:t>
-      </w:r>
-      <w:r>
-        <w:rPr>
-          <w:rFonts w:ascii="Times New Roman" w:hAnsi="Times New Roman" w:cs="Times New Roman"/>
-          <w:sz w:val="28"/>
-          <w:szCs w:val="28"/>
-          <w:lang w:val="en-US"/>
-        </w:rPr>
-        <w:t>CJM</w:t>
-      </w:r>
-      <w:r>
-        <w:rPr>
-          <w:rFonts w:ascii="Times New Roman" w:hAnsi="Times New Roman" w:cs="Times New Roman"/>
-          <w:sz w:val="28"/>
-          <w:szCs w:val="28"/>
-        </w:rPr>
-        <w:t>?</w:t>
-      </w:r>
+        <w:t>По какой схеме составляется карта эмпатии?</w:t>
+      </w:r>
+    </w:p>
+    <w:p>
+      <w:pPr>
+        <w:pStyle w:val="a3"/>
+        <w:numPr>
+          <w:ilvl w:val="0"/>
+          <w:numId w:val="39"/>
+        </w:numPr>
+        <w:tabs>
+          <w:tab w:val="left" w:pos="993"/>
+        </w:tabs>
+        <w:spacing w:after="0" w:line="240" w:lineRule="auto"/>
+        <w:jc w:val="both"/>
+        <w:rPr>
+          <w:rFonts w:ascii="Times New Roman" w:hAnsi="Times New Roman" w:cs="Times New Roman"/>
+          <w:sz w:val="28"/>
+          <w:szCs w:val="28"/>
+        </w:rPr>
+      </w:pPr>
+      <w:r>
+        <w:rPr>
+          <w:rFonts w:ascii="Times New Roman" w:hAnsi="Times New Roman" w:cs="Times New Roman"/>
+          <w:b/>
+          <w:sz w:val="28"/>
+          <w:szCs w:val="28"/>
+        </w:rPr>
+        <w:t>Определить пользователя.</w:t>
+      </w:r>
+      <w:r>
+        <w:rPr>
+          <w:rFonts w:ascii="Times New Roman" w:hAnsi="Times New Roman" w:cs="Times New Roman"/>
+          <w:sz w:val="28"/>
+          <w:szCs w:val="28"/>
+        </w:rPr>
+        <w:t xml:space="preserve"> Нужно определить какой пользователь или персонаж будет отображён на карте. 1 карта эмпатии составляется на 1 пользователя. Это значит, </w:t>
+      </w:r>
+      <w:proofErr w:type="gramStart"/>
+      <w:r>
+        <w:rPr>
+          <w:rFonts w:ascii="Times New Roman" w:hAnsi="Times New Roman" w:cs="Times New Roman"/>
+          <w:sz w:val="28"/>
+          <w:szCs w:val="28"/>
+        </w:rPr>
+        <w:t>что</w:t>
+      </w:r>
+      <w:proofErr w:type="gramEnd"/>
+      <w:r>
+        <w:rPr>
+          <w:rFonts w:ascii="Times New Roman" w:hAnsi="Times New Roman" w:cs="Times New Roman"/>
+          <w:sz w:val="28"/>
+          <w:szCs w:val="28"/>
+        </w:rPr>
+        <w:t xml:space="preserve"> если у вас несколько персонажей, для каждого должна быть сделана своя карта эмпатии. Перед заполнение блоков нужно расположить в центре фотографию, рисунок, смайлик клиента и его имя. </w:t>
+      </w:r>
+    </w:p>
+    <w:p>
+      <w:pPr>
+        <w:pStyle w:val="a3"/>
+        <w:numPr>
+          <w:ilvl w:val="0"/>
+          <w:numId w:val="39"/>
+        </w:numPr>
+        <w:tabs>
+          <w:tab w:val="left" w:pos="993"/>
+        </w:tabs>
+        <w:spacing w:before="360" w:after="0" w:line="240" w:lineRule="auto"/>
+        <w:jc w:val="both"/>
+        <w:rPr>
+          <w:rFonts w:ascii="Times New Roman" w:hAnsi="Times New Roman" w:cs="Times New Roman"/>
+          <w:sz w:val="28"/>
+          <w:szCs w:val="28"/>
+        </w:rPr>
+      </w:pPr>
+      <w:r>
+        <w:rPr>
+          <w:rFonts w:ascii="Times New Roman" w:hAnsi="Times New Roman" w:cs="Times New Roman"/>
+          <w:b/>
+          <w:sz w:val="28"/>
+          <w:szCs w:val="28"/>
+        </w:rPr>
+        <w:t>Определить цели для составления карты эмпатии.</w:t>
+      </w:r>
+    </w:p>
+    <w:p>
+      <w:pPr>
+        <w:pStyle w:val="a3"/>
+        <w:numPr>
+          <w:ilvl w:val="0"/>
+          <w:numId w:val="39"/>
+        </w:numPr>
+        <w:tabs>
+          <w:tab w:val="left" w:pos="993"/>
+        </w:tabs>
+        <w:spacing w:before="360" w:after="0" w:line="240" w:lineRule="auto"/>
+        <w:jc w:val="both"/>
+        <w:rPr>
+          <w:rFonts w:ascii="Times New Roman" w:hAnsi="Times New Roman" w:cs="Times New Roman"/>
+          <w:sz w:val="28"/>
+          <w:szCs w:val="28"/>
+        </w:rPr>
+      </w:pPr>
+      <w:r>
+        <w:rPr>
+          <w:rFonts w:ascii="Times New Roman" w:hAnsi="Times New Roman" w:cs="Times New Roman"/>
+          <w:b/>
+          <w:sz w:val="28"/>
+          <w:szCs w:val="28"/>
+        </w:rPr>
+        <w:t xml:space="preserve">Заполнить сектора. </w:t>
+      </w:r>
+      <w:r>
+        <w:rPr>
+          <w:rFonts w:ascii="Times New Roman" w:hAnsi="Times New Roman" w:cs="Times New Roman"/>
+          <w:sz w:val="28"/>
+          <w:szCs w:val="28"/>
+        </w:rPr>
+        <w:t>Классические карты эмпатии разбиваются на четыре сектора, что пользователь: «Говорит», «Думает», «Делает» и «Чувствует», в центре находится пользователь или персона. За</w:t>
+      </w:r>
+      <w:r>
+        <w:rPr>
+          <w:rFonts w:ascii="Times New Roman" w:hAnsi="Times New Roman" w:cs="Times New Roman"/>
+          <w:sz w:val="28"/>
+          <w:szCs w:val="28"/>
+        </w:rPr>
+        <w:lastRenderedPageBreak/>
+        <w:t xml:space="preserve">полняем области в соответствии с вашей персоной. </w:t>
+      </w:r>
+      <w:r>
+        <w:rPr>
+          <w:rFonts w:ascii="Times New Roman" w:hAnsi="Times New Roman" w:cs="Times New Roman"/>
+          <w:sz w:val="28"/>
+          <w:szCs w:val="28"/>
+        </w:rPr>
+        <w:t>М</w:t>
+      </w:r>
+      <w:r>
+        <w:rPr>
+          <w:rFonts w:ascii="Times New Roman" w:hAnsi="Times New Roman" w:cs="Times New Roman"/>
+          <w:sz w:val="28"/>
+          <w:szCs w:val="28"/>
+        </w:rPr>
+        <w:t>ожно расширять карту и добавлять ниже ещё блоки: «Видит», «Слышит», «Боль», «Достижения».</w:t>
+      </w:r>
+    </w:p>
+    <w:p>
+      <w:pPr>
+        <w:pStyle w:val="a3"/>
+        <w:numPr>
+          <w:ilvl w:val="0"/>
+          <w:numId w:val="39"/>
+        </w:numPr>
+        <w:tabs>
+          <w:tab w:val="left" w:pos="993"/>
+        </w:tabs>
+        <w:spacing w:before="360" w:after="0" w:line="240" w:lineRule="auto"/>
+        <w:jc w:val="both"/>
+        <w:rPr>
+          <w:rFonts w:ascii="Times New Roman" w:hAnsi="Times New Roman" w:cs="Times New Roman"/>
+          <w:sz w:val="28"/>
+          <w:szCs w:val="28"/>
+        </w:rPr>
+      </w:pPr>
+      <w:r>
+        <w:rPr>
+          <w:rFonts w:ascii="Times New Roman" w:hAnsi="Times New Roman" w:cs="Times New Roman"/>
+          <w:b/>
+          <w:sz w:val="28"/>
+          <w:szCs w:val="28"/>
+        </w:rPr>
+        <w:t>Визуализация карты.</w:t>
+      </w:r>
+    </w:p>
+    <w:p>
+      <w:pPr>
+        <w:pStyle w:val="a3"/>
+        <w:tabs>
+          <w:tab w:val="left" w:pos="1134"/>
+        </w:tabs>
+        <w:spacing w:before="240" w:after="240" w:line="240" w:lineRule="auto"/>
+        <w:ind w:left="709"/>
+        <w:jc w:val="both"/>
+        <w:rPr>
+          <w:rFonts w:ascii="Times New Roman" w:hAnsi="Times New Roman" w:cs="Times New Roman"/>
+          <w:sz w:val="28"/>
+          <w:szCs w:val="28"/>
+        </w:rPr>
+      </w:pPr>
     </w:p>
     <w:p>
       <w:pPr>
@@ -5626,7 +6468,7 @@
           <w:sz w:val="28"/>
           <w:szCs w:val="28"/>
         </w:rPr>
-        <w:t xml:space="preserve">Для чего разрабатывается </w:t>
+        <w:t xml:space="preserve">Что такое </w:t>
       </w:r>
       <w:r>
         <w:rPr>
@@ -5644,6 +6486,103 @@
           <w:szCs w:val="28"/>
         </w:rPr>
         <w:t>?</w:t>
+      </w:r>
+    </w:p>
+    <w:p>
+      <w:pPr>
+        <w:pStyle w:val="a3"/>
+        <w:tabs>
+          <w:tab w:val="left" w:pos="1134"/>
+        </w:tabs>
+        <w:spacing w:before="240" w:after="240" w:line="240" w:lineRule="auto"/>
+        <w:ind w:left="709"/>
+        <w:jc w:val="both"/>
+        <w:rPr>
+          <w:rFonts w:ascii="Times New Roman" w:hAnsi="Times New Roman" w:cs="Times New Roman"/>
+          <w:sz w:val="28"/>
+          <w:szCs w:val="28"/>
+        </w:rPr>
+      </w:pPr>
+      <w:r>
+        <w:rPr>
+          <w:rFonts w:ascii="Times New Roman" w:hAnsi="Times New Roman" w:cs="Times New Roman"/>
+          <w:b/>
+          <w:sz w:val="28"/>
+          <w:szCs w:val="28"/>
+        </w:rPr>
+        <w:t xml:space="preserve">Customer </w:t>
+      </w:r>
+      <w:proofErr w:type="spellStart"/>
+      <w:r>
+        <w:rPr>
+          <w:rFonts w:ascii="Times New Roman" w:hAnsi="Times New Roman" w:cs="Times New Roman"/>
+          <w:b/>
+          <w:sz w:val="28"/>
+          <w:szCs w:val="28"/>
+        </w:rPr>
+        <w:t>Journey</w:t>
+      </w:r>
+      <w:proofErr w:type="spellEnd"/>
+      <w:r>
+        <w:rPr>
+          <w:rFonts w:ascii="Times New Roman" w:hAnsi="Times New Roman" w:cs="Times New Roman"/>
+          <w:b/>
+          <w:sz w:val="28"/>
+          <w:szCs w:val="28"/>
+        </w:rPr>
+        <w:t xml:space="preserve"> </w:t>
+      </w:r>
+      <w:proofErr w:type="spellStart"/>
+      <w:r>
+        <w:rPr>
+          <w:rFonts w:ascii="Times New Roman" w:hAnsi="Times New Roman" w:cs="Times New Roman"/>
+          <w:b/>
+          <w:sz w:val="28"/>
+          <w:szCs w:val="28"/>
+        </w:rPr>
+        <w:t>Map</w:t>
+      </w:r>
+      <w:proofErr w:type="spellEnd"/>
+      <w:r>
+        <w:rPr>
+          <w:rFonts w:ascii="Times New Roman" w:hAnsi="Times New Roman" w:cs="Times New Roman"/>
+          <w:b/>
+          <w:sz w:val="28"/>
+          <w:szCs w:val="28"/>
+        </w:rPr>
+        <w:t xml:space="preserve"> (CJM, карта пути клиента/пользователя)</w:t>
+      </w:r>
+      <w:r>
+        <w:rPr>
+          <w:rFonts w:ascii="Times New Roman" w:hAnsi="Times New Roman" w:cs="Times New Roman"/>
+          <w:sz w:val="28"/>
+          <w:szCs w:val="28"/>
+        </w:rPr>
+        <w:t xml:space="preserve"> — это инстру</w:t>
+      </w:r>
+      <w:r>
+        <w:rPr>
+          <w:rFonts w:ascii="Times New Roman" w:hAnsi="Times New Roman" w:cs="Times New Roman"/>
+          <w:sz w:val="28"/>
+          <w:szCs w:val="28"/>
+        </w:rPr>
+        <w:t xml:space="preserve">мент, который помогает улучшить клиентский опыт. </w:t>
+      </w:r>
+      <w:r>
+        <w:rPr>
+          <w:rFonts w:ascii="Times New Roman" w:hAnsi="Times New Roman" w:cs="Times New Roman"/>
+          <w:sz w:val="28"/>
+          <w:szCs w:val="28"/>
+        </w:rPr>
+        <w:t>Это визуализация истории взаимо</w:t>
+      </w:r>
+      <w:r>
+        <w:rPr>
+          <w:rFonts w:ascii="Times New Roman" w:hAnsi="Times New Roman" w:cs="Times New Roman"/>
+          <w:sz w:val="28"/>
+          <w:szCs w:val="28"/>
+        </w:rPr>
+        <w:t>действия пользователя с вашим продуктом для достижения своей цели в определённый момент времени.</w:t>
       </w:r>
     </w:p>
     <w:p>
@@ -5671,7 +6610,7 @@
           <w:sz w:val="28"/>
           <w:szCs w:val="28"/>
         </w:rPr>
-        <w:t xml:space="preserve">Что такое точки соприкосновения </w:t>
+        <w:t xml:space="preserve">Для чего разрабатывается </w:t>
       </w:r>
       <w:r>
         <w:rPr>
@@ -5690,6 +6629,42 @@
         </w:rPr>
         <w:t>?</w:t>
       </w:r>
+    </w:p>
+    <w:p>
+      <w:pPr>
+        <w:pStyle w:val="a3"/>
+        <w:spacing w:after="0" w:line="240" w:lineRule="auto"/>
+        <w:jc w:val="both"/>
+        <w:rPr>
+          <w:rFonts w:ascii="Times New Roman" w:hAnsi="Times New Roman" w:cs="Times New Roman"/>
+          <w:sz w:val="28"/>
+          <w:szCs w:val="28"/>
+        </w:rPr>
+      </w:pPr>
+      <w:r>
+        <w:rPr>
+          <w:rFonts w:ascii="Times New Roman" w:hAnsi="Times New Roman" w:cs="Times New Roman"/>
+          <w:sz w:val="28"/>
+          <w:szCs w:val="28"/>
+        </w:rPr>
+        <w:t>CJM отображает весь путь пользователя, описывает его взаимодействие с продуктом/сервисом во всех точках контакта. Обычно это таблица или инфографика, где наглядно показаны и подробно описаны точки контакта с продуктом, действия, мысли, эмоции, проблемы, с которыми столкнулся пользователь при взаимодействии, а также чего не хватает для принятия решений.</w:t>
+      </w:r>
+    </w:p>
+    <w:p>
+      <w:pPr>
+        <w:pStyle w:val="a3"/>
+        <w:tabs>
+          <w:tab w:val="left" w:pos="1134"/>
+        </w:tabs>
+        <w:spacing w:before="240" w:after="240" w:line="240" w:lineRule="auto"/>
+        <w:ind w:left="709"/>
+        <w:jc w:val="both"/>
+        <w:rPr>
+          <w:rFonts w:ascii="Times New Roman" w:hAnsi="Times New Roman" w:cs="Times New Roman"/>
+          <w:sz w:val="28"/>
+          <w:szCs w:val="28"/>
+        </w:rPr>
+      </w:pPr>
     </w:p>
     <w:p>
       <w:pPr>
@@ -5716,6 +6691,137 @@
           <w:sz w:val="28"/>
           <w:szCs w:val="28"/>
         </w:rPr>
+        <w:t xml:space="preserve">Что такое точки соприкосновения </w:t>
+      </w:r>
+      <w:r>
+        <w:rPr>
+          <w:rFonts w:ascii="Times New Roman" w:hAnsi="Times New Roman" w:cs="Times New Roman"/>
+          <w:sz w:val="28"/>
+          <w:szCs w:val="28"/>
+          <w:lang w:val="en-US"/>
+        </w:rPr>
+        <w:t>CJM</w:t>
+      </w:r>
+      <w:r>
+        <w:rPr>
+          <w:rFonts w:ascii="Times New Roman" w:hAnsi="Times New Roman" w:cs="Times New Roman"/>
+          <w:sz w:val="28"/>
+          <w:szCs w:val="28"/>
+        </w:rPr>
+        <w:t>?</w:t>
+      </w:r>
+    </w:p>
+    <w:p>
+      <w:pPr>
+        <w:pStyle w:val="a3"/>
+        <w:spacing w:after="0" w:line="240" w:lineRule="auto"/>
+        <w:jc w:val="both"/>
+        <w:rPr>
+          <w:rFonts w:ascii="Times New Roman" w:hAnsi="Times New Roman" w:cs="Times New Roman"/>
+          <w:color w:val="212121"/>
+          <w:sz w:val="28"/>
+          <w:szCs w:val="28"/>
+          <w:shd w:val="clear" w:color="auto" w:fill="FFFFFF"/>
+        </w:rPr>
+      </w:pPr>
+      <w:r>
+        <w:rPr>
+          <w:rFonts w:ascii="Times New Roman" w:hAnsi="Times New Roman" w:cs="Times New Roman"/>
+          <w:b/>
+          <w:color w:val="212121"/>
+          <w:sz w:val="28"/>
+          <w:szCs w:val="28"/>
+          <w:shd w:val="clear" w:color="auto" w:fill="FFFFFF"/>
+        </w:rPr>
+        <w:t>Точки соприкосновения</w:t>
+      </w:r>
+      <w:r>
+        <w:rPr>
+          <w:rFonts w:ascii="Times New Roman" w:hAnsi="Times New Roman" w:cs="Times New Roman"/>
+          <w:color w:val="212121"/>
+          <w:sz w:val="28"/>
+          <w:szCs w:val="28"/>
+          <w:shd w:val="clear" w:color="auto" w:fill="FFFFFF"/>
+        </w:rPr>
+        <w:t> — это ситуация, место или интерфейс взаимодействия пользователя с продуктом.</w:t>
+      </w:r>
+    </w:p>
+    <w:p>
+      <w:pPr>
+        <w:pStyle w:val="a3"/>
+        <w:spacing w:after="0" w:line="240" w:lineRule="auto"/>
+        <w:jc w:val="both"/>
+        <w:rPr>
+          <w:rFonts w:ascii="Times New Roman" w:hAnsi="Times New Roman" w:cs="Times New Roman"/>
+          <w:color w:val="212121"/>
+          <w:sz w:val="28"/>
+          <w:szCs w:val="24"/>
+          <w:shd w:val="clear" w:color="auto" w:fill="FFFFFF"/>
+        </w:rPr>
+      </w:pPr>
+      <w:r>
+        <w:rPr>
+          <w:rFonts w:ascii="Times New Roman" w:hAnsi="Times New Roman" w:cs="Times New Roman"/>
+          <w:color w:val="212121"/>
+          <w:sz w:val="28"/>
+          <w:szCs w:val="24"/>
+          <w:shd w:val="clear" w:color="auto" w:fill="FFFFFF"/>
+          <w:lang w:val="en-US"/>
+        </w:rPr>
+        <w:t>CJM</w:t>
+      </w:r>
+      <w:r>
+        <w:rPr>
+          <w:rFonts w:ascii="Times New Roman" w:hAnsi="Times New Roman" w:cs="Times New Roman"/>
+          <w:color w:val="212121"/>
+          <w:sz w:val="28"/>
+          <w:szCs w:val="24"/>
+          <w:shd w:val="clear" w:color="auto" w:fill="FFFFFF"/>
+        </w:rPr>
+        <w:t xml:space="preserve"> фиксирует как, через какие точки соприкосновения и что происходит внутри каждой точки контакта.</w:t>
+      </w:r>
+    </w:p>
+    <w:p>
+      <w:pPr>
+        <w:pStyle w:val="a3"/>
+        <w:tabs>
+          <w:tab w:val="left" w:pos="1134"/>
+        </w:tabs>
+        <w:spacing w:before="240" w:after="240" w:line="240" w:lineRule="auto"/>
+        <w:ind w:left="709"/>
+        <w:jc w:val="both"/>
+        <w:rPr>
+          <w:rFonts w:ascii="Times New Roman" w:hAnsi="Times New Roman" w:cs="Times New Roman"/>
+          <w:sz w:val="28"/>
+          <w:szCs w:val="28"/>
+        </w:rPr>
+      </w:pPr>
+    </w:p>
+    <w:p>
+      <w:pPr>
+        <w:pStyle w:val="a3"/>
+        <w:numPr>
+          <w:ilvl w:val="0"/>
+          <w:numId w:val="9"/>
+        </w:numPr>
+        <w:tabs>
+          <w:tab w:val="left" w:pos="1134"/>
+        </w:tabs>
+        <w:spacing w:before="240" w:after="240" w:line="240" w:lineRule="auto"/>
+        <w:ind w:left="0" w:firstLine="709"/>
+        <w:jc w:val="both"/>
+        <w:rPr>
+          <w:rFonts w:ascii="Times New Roman" w:hAnsi="Times New Roman" w:cs="Times New Roman"/>
+          <w:sz w:val="28"/>
+          <w:szCs w:val="28"/>
+        </w:rPr>
+      </w:pPr>
+      <w:r>
+        <w:rPr>
+          <w:rFonts w:ascii="Times New Roman" w:hAnsi="Times New Roman" w:cs="Times New Roman"/>
+          <w:sz w:val="28"/>
+          <w:szCs w:val="28"/>
+        </w:rPr>
         <w:t xml:space="preserve">По какой схеме разрабатывается </w:t>
       </w:r>
       <w:r>
@@ -5734,6 +6840,462 @@
           <w:szCs w:val="28"/>
         </w:rPr>
         <w:t>?</w:t>
+      </w:r>
+    </w:p>
+    <w:p>
+      <w:pPr>
+        <w:spacing w:line="240" w:lineRule="auto"/>
+        <w:ind w:firstLine="709"/>
+        <w:jc w:val="both"/>
+        <w:rPr>
+          <w:rFonts w:ascii="Times New Roman" w:hAnsi="Times New Roman" w:cs="Times New Roman"/>
+          <w:b/>
+          <w:color w:val="212121"/>
+          <w:sz w:val="28"/>
+          <w:szCs w:val="24"/>
+          <w:shd w:val="clear" w:color="auto" w:fill="FFFFFF"/>
+        </w:rPr>
+      </w:pPr>
+      <w:r>
+        <w:rPr>
+          <w:rFonts w:ascii="Times New Roman" w:eastAsia="Times New Roman" w:hAnsi="Times New Roman" w:cs="Times New Roman"/>
+          <w:b/>
+          <w:sz w:val="28"/>
+          <w:szCs w:val="28"/>
+          <w:lang w:eastAsia="ru-RU"/>
+        </w:rPr>
+        <w:t xml:space="preserve">Схема построения </w:t>
+      </w:r>
+      <w:r>
+        <w:rPr>
+          <w:rFonts w:ascii="Times New Roman" w:hAnsi="Times New Roman" w:cs="Times New Roman"/>
+          <w:b/>
+          <w:color w:val="212121"/>
+          <w:sz w:val="28"/>
+          <w:szCs w:val="24"/>
+          <w:shd w:val="clear" w:color="auto" w:fill="FFFFFF"/>
+          <w:lang w:val="en-US"/>
+        </w:rPr>
+        <w:t>CJM</w:t>
+      </w:r>
+      <w:r>
+        <w:rPr>
+          <w:rFonts w:ascii="Times New Roman" w:hAnsi="Times New Roman" w:cs="Times New Roman"/>
+          <w:b/>
+          <w:color w:val="212121"/>
+          <w:sz w:val="28"/>
+          <w:szCs w:val="24"/>
+          <w:shd w:val="clear" w:color="auto" w:fill="FFFFFF"/>
+        </w:rPr>
+        <w:t>:</w:t>
+      </w:r>
+    </w:p>
+    <w:p>
+      <w:pPr>
+        <w:pStyle w:val="a3"/>
+        <w:numPr>
+          <w:ilvl w:val="0"/>
+          <w:numId w:val="40"/>
+        </w:numPr>
+        <w:tabs>
+          <w:tab w:val="left" w:pos="993"/>
+        </w:tabs>
+        <w:spacing w:after="0" w:line="240" w:lineRule="auto"/>
+        <w:jc w:val="both"/>
+        <w:rPr>
+          <w:rFonts w:ascii="Times New Roman" w:eastAsia="Times New Roman" w:hAnsi="Times New Roman" w:cs="Times New Roman"/>
+          <w:sz w:val="28"/>
+          <w:szCs w:val="28"/>
+          <w:lang w:eastAsia="ru-RU"/>
+        </w:rPr>
+      </w:pPr>
+      <w:r>
+        <w:rPr>
+          <w:rFonts w:ascii="Times New Roman" w:eastAsia="Times New Roman" w:hAnsi="Times New Roman" w:cs="Times New Roman"/>
+          <w:sz w:val="28"/>
+          <w:szCs w:val="28"/>
+          <w:lang w:eastAsia="ru-RU"/>
+        </w:rPr>
+        <w:t>Выявить проблему, которую нужно решить. Например, найти проблемные точки при оформлении заказа на сайте бетонных изделий.</w:t>
+      </w:r>
+    </w:p>
+    <w:p>
+      <w:pPr>
+        <w:pStyle w:val="a3"/>
+        <w:numPr>
+          <w:ilvl w:val="0"/>
+          <w:numId w:val="40"/>
+        </w:numPr>
+        <w:tabs>
+          <w:tab w:val="left" w:pos="993"/>
+        </w:tabs>
+        <w:spacing w:after="0" w:line="240" w:lineRule="auto"/>
+        <w:jc w:val="both"/>
+        <w:rPr>
+          <w:rFonts w:ascii="Times New Roman" w:eastAsia="Times New Roman" w:hAnsi="Times New Roman" w:cs="Times New Roman"/>
+          <w:sz w:val="28"/>
+          <w:szCs w:val="28"/>
+          <w:lang w:eastAsia="ru-RU"/>
+        </w:rPr>
+      </w:pPr>
+      <w:r>
+        <w:rPr>
+          <w:rFonts w:ascii="Times New Roman" w:eastAsia="Times New Roman" w:hAnsi="Times New Roman" w:cs="Times New Roman"/>
+          <w:sz w:val="28"/>
+          <w:szCs w:val="28"/>
+          <w:lang w:eastAsia="ru-RU"/>
+        </w:rPr>
+        <w:t xml:space="preserve">Выбрать самого идеального для своего сегмента целевой аудитории потенциального пользователя, описанного при помощи метода </w:t>
+      </w:r>
+      <w:r>
+        <w:rPr>
+          <w:rFonts w:ascii="Times New Roman" w:eastAsia="Times New Roman" w:hAnsi="Times New Roman" w:cs="Times New Roman"/>
+          <w:sz w:val="28"/>
+          <w:szCs w:val="28"/>
+          <w:lang w:val="en-US" w:eastAsia="ru-RU"/>
+        </w:rPr>
+        <w:t>User</w:t>
+      </w:r>
+      <w:r>
+        <w:rPr>
+          <w:rFonts w:ascii="Times New Roman" w:eastAsia="Times New Roman" w:hAnsi="Times New Roman" w:cs="Times New Roman"/>
+          <w:sz w:val="28"/>
+          <w:szCs w:val="28"/>
+          <w:lang w:eastAsia="ru-RU"/>
+        </w:rPr>
+        <w:t xml:space="preserve"> </w:t>
+      </w:r>
+      <w:r>
+        <w:rPr>
+          <w:rFonts w:ascii="Times New Roman" w:eastAsia="Times New Roman" w:hAnsi="Times New Roman" w:cs="Times New Roman"/>
+          <w:sz w:val="28"/>
+          <w:szCs w:val="28"/>
+          <w:lang w:val="en-US" w:eastAsia="ru-RU"/>
+        </w:rPr>
+        <w:t>Persona</w:t>
+      </w:r>
+      <w:r>
+        <w:rPr>
+          <w:rFonts w:ascii="Times New Roman" w:eastAsia="Times New Roman" w:hAnsi="Times New Roman" w:cs="Times New Roman"/>
+          <w:sz w:val="28"/>
+          <w:szCs w:val="28"/>
+          <w:lang w:eastAsia="ru-RU"/>
+        </w:rPr>
+        <w:t xml:space="preserve">. Выбрать приоритетный для выявленной в предыдущем пункте проблемы </w:t>
+      </w:r>
+      <w:r>
+        <w:rPr>
+          <w:rFonts w:ascii="Times New Roman" w:eastAsia="Times New Roman" w:hAnsi="Times New Roman" w:cs="Times New Roman"/>
+          <w:sz w:val="28"/>
+          <w:szCs w:val="28"/>
+          <w:lang w:val="en-US" w:eastAsia="ru-RU"/>
+        </w:rPr>
+        <w:t>Use</w:t>
+      </w:r>
+      <w:r>
+        <w:rPr>
+          <w:rFonts w:ascii="Times New Roman" w:eastAsia="Times New Roman" w:hAnsi="Times New Roman" w:cs="Times New Roman"/>
+          <w:sz w:val="28"/>
+          <w:szCs w:val="28"/>
+          <w:lang w:eastAsia="ru-RU"/>
+        </w:rPr>
+        <w:t xml:space="preserve"> </w:t>
+      </w:r>
+      <w:r>
+        <w:rPr>
+          <w:rFonts w:ascii="Times New Roman" w:eastAsia="Times New Roman" w:hAnsi="Times New Roman" w:cs="Times New Roman"/>
+          <w:sz w:val="28"/>
+          <w:szCs w:val="28"/>
+          <w:lang w:val="en-US" w:eastAsia="ru-RU"/>
+        </w:rPr>
+        <w:t>Case</w:t>
+      </w:r>
+      <w:r>
+        <w:rPr>
+          <w:rFonts w:ascii="Times New Roman" w:eastAsia="Times New Roman" w:hAnsi="Times New Roman" w:cs="Times New Roman"/>
+          <w:sz w:val="28"/>
+          <w:szCs w:val="28"/>
+          <w:lang w:eastAsia="ru-RU"/>
+        </w:rPr>
+        <w:t xml:space="preserve"> у выбранной персоны. Проработать для выбранного </w:t>
+      </w:r>
+      <w:r>
+        <w:rPr>
+          <w:rFonts w:ascii="Times New Roman" w:eastAsia="Times New Roman" w:hAnsi="Times New Roman" w:cs="Times New Roman"/>
+          <w:sz w:val="28"/>
+          <w:szCs w:val="28"/>
+          <w:lang w:val="en-US" w:eastAsia="ru-RU"/>
+        </w:rPr>
+        <w:t>Use</w:t>
+      </w:r>
+      <w:r>
+        <w:rPr>
+          <w:rFonts w:ascii="Times New Roman" w:eastAsia="Times New Roman" w:hAnsi="Times New Roman" w:cs="Times New Roman"/>
+          <w:sz w:val="28"/>
+          <w:szCs w:val="28"/>
+          <w:lang w:eastAsia="ru-RU"/>
+        </w:rPr>
+        <w:t xml:space="preserve"> </w:t>
+      </w:r>
+      <w:r>
+        <w:rPr>
+          <w:rFonts w:ascii="Times New Roman" w:eastAsia="Times New Roman" w:hAnsi="Times New Roman" w:cs="Times New Roman"/>
+          <w:sz w:val="28"/>
+          <w:szCs w:val="28"/>
+          <w:lang w:val="en-US" w:eastAsia="ru-RU"/>
+        </w:rPr>
+        <w:t>Case</w:t>
+      </w:r>
+      <w:r>
+        <w:rPr>
+          <w:rFonts w:ascii="Times New Roman" w:eastAsia="Times New Roman" w:hAnsi="Times New Roman" w:cs="Times New Roman"/>
+          <w:sz w:val="28"/>
+          <w:szCs w:val="28"/>
+          <w:lang w:eastAsia="ru-RU"/>
+        </w:rPr>
+        <w:t xml:space="preserve"> </w:t>
+      </w:r>
+      <w:r>
+        <w:rPr>
+          <w:rFonts w:ascii="Times New Roman" w:eastAsia="Times New Roman" w:hAnsi="Times New Roman" w:cs="Times New Roman"/>
+          <w:sz w:val="28"/>
+          <w:szCs w:val="28"/>
+          <w:lang w:val="en-US" w:eastAsia="ru-RU"/>
+        </w:rPr>
+        <w:t>CJM</w:t>
+      </w:r>
+      <w:r>
+        <w:rPr>
+          <w:rFonts w:ascii="Times New Roman" w:eastAsia="Times New Roman" w:hAnsi="Times New Roman" w:cs="Times New Roman"/>
+          <w:sz w:val="28"/>
+          <w:szCs w:val="28"/>
+          <w:lang w:eastAsia="ru-RU"/>
+        </w:rPr>
+        <w:t>.</w:t>
+      </w:r>
+    </w:p>
+    <w:p>
+      <w:pPr>
+        <w:pStyle w:val="a3"/>
+        <w:numPr>
+          <w:ilvl w:val="0"/>
+          <w:numId w:val="40"/>
+        </w:numPr>
+        <w:tabs>
+          <w:tab w:val="left" w:pos="993"/>
+        </w:tabs>
+        <w:spacing w:after="0" w:line="240" w:lineRule="auto"/>
+        <w:jc w:val="both"/>
+        <w:rPr>
+          <w:rFonts w:ascii="Times New Roman" w:hAnsi="Times New Roman" w:cs="Times New Roman"/>
+          <w:sz w:val="28"/>
+          <w:szCs w:val="28"/>
+        </w:rPr>
+      </w:pPr>
+      <w:r>
+        <w:rPr>
+          <w:rFonts w:ascii="Times New Roman" w:eastAsia="Times New Roman" w:hAnsi="Times New Roman" w:cs="Times New Roman"/>
+          <w:sz w:val="28"/>
+          <w:szCs w:val="28"/>
+          <w:lang w:eastAsia="ru-RU"/>
+        </w:rPr>
+        <w:t xml:space="preserve">Спроектировать этапы взаимодействия пользователя с продуктом. Прописать все шаги пользователя по достижению цели. </w:t>
+      </w:r>
+    </w:p>
+    <w:p>
+      <w:pPr>
+        <w:pStyle w:val="a3"/>
+        <w:numPr>
+          <w:ilvl w:val="0"/>
+          <w:numId w:val="40"/>
+        </w:numPr>
+        <w:tabs>
+          <w:tab w:val="left" w:pos="993"/>
+        </w:tabs>
+        <w:spacing w:line="240" w:lineRule="auto"/>
+        <w:jc w:val="both"/>
+        <w:rPr>
+          <w:rFonts w:ascii="Times New Roman" w:hAnsi="Times New Roman" w:cs="Times New Roman"/>
+          <w:sz w:val="28"/>
+          <w:szCs w:val="28"/>
+        </w:rPr>
+      </w:pPr>
+      <w:r>
+        <w:rPr>
+          <w:rFonts w:ascii="Times New Roman" w:hAnsi="Times New Roman" w:cs="Times New Roman"/>
+          <w:sz w:val="28"/>
+          <w:szCs w:val="28"/>
+        </w:rPr>
+        <w:t xml:space="preserve">Для каждого шага добавить действие, которое совершает потенциальный пользователь. </w:t>
+      </w:r>
+    </w:p>
+    <w:p>
+      <w:pPr>
+        <w:pStyle w:val="a3"/>
+        <w:numPr>
+          <w:ilvl w:val="0"/>
+          <w:numId w:val="40"/>
+        </w:numPr>
+        <w:tabs>
+          <w:tab w:val="left" w:pos="993"/>
+        </w:tabs>
+        <w:spacing w:line="240" w:lineRule="auto"/>
+        <w:jc w:val="both"/>
+        <w:rPr>
+          <w:rFonts w:ascii="Times New Roman" w:hAnsi="Times New Roman" w:cs="Times New Roman"/>
+          <w:sz w:val="28"/>
+          <w:szCs w:val="28"/>
+        </w:rPr>
+      </w:pPr>
+      <w:r>
+        <w:rPr>
+          <w:rFonts w:ascii="Times New Roman" w:hAnsi="Times New Roman" w:cs="Times New Roman"/>
+          <w:sz w:val="28"/>
+          <w:szCs w:val="28"/>
+        </w:rPr>
+        <w:t xml:space="preserve">Для каждого шага прописать, что ожидал увидеть пользователь на каждом из этапов. </w:t>
+      </w:r>
+    </w:p>
+    <w:p>
+      <w:pPr>
+        <w:pStyle w:val="a3"/>
+        <w:numPr>
+          <w:ilvl w:val="0"/>
+          <w:numId w:val="40"/>
+        </w:numPr>
+        <w:tabs>
+          <w:tab w:val="left" w:pos="993"/>
+        </w:tabs>
+        <w:spacing w:before="280" w:after="280" w:line="240" w:lineRule="auto"/>
+        <w:jc w:val="both"/>
+        <w:rPr>
+          <w:rFonts w:ascii="Times New Roman" w:hAnsi="Times New Roman" w:cs="Times New Roman"/>
+          <w:sz w:val="28"/>
+          <w:szCs w:val="28"/>
+        </w:rPr>
+      </w:pPr>
+      <w:r>
+        <w:rPr>
+          <w:rFonts w:ascii="Times New Roman" w:hAnsi="Times New Roman" w:cs="Times New Roman"/>
+          <w:sz w:val="28"/>
+          <w:szCs w:val="28"/>
+        </w:rPr>
+        <w:t xml:space="preserve">Под каждым шагом написать проблемы, боли/барьеры пользователя. То есть описать проблемы, с которыми может столкнуться пользователь в процессе взаимодействия. </w:t>
+      </w:r>
+    </w:p>
+    <w:p>
+      <w:pPr>
+        <w:pStyle w:val="a3"/>
+        <w:tabs>
+          <w:tab w:val="left" w:pos="851"/>
+        </w:tabs>
+        <w:spacing w:before="280" w:after="280" w:line="240" w:lineRule="auto"/>
+        <w:ind w:left="0"/>
+        <w:jc w:val="center"/>
+        <w:rPr>
+          <w:rFonts w:ascii="Times New Roman" w:hAnsi="Times New Roman" w:cs="Times New Roman"/>
+          <w:sz w:val="28"/>
+          <w:szCs w:val="28"/>
+        </w:rPr>
+      </w:pPr>
+    </w:p>
+    <w:p>
+      <w:pPr>
+        <w:pStyle w:val="a3"/>
+        <w:numPr>
+          <w:ilvl w:val="0"/>
+          <w:numId w:val="40"/>
+        </w:numPr>
+        <w:tabs>
+          <w:tab w:val="left" w:pos="993"/>
+        </w:tabs>
+        <w:spacing w:line="240" w:lineRule="auto"/>
+        <w:jc w:val="both"/>
+        <w:rPr>
+          <w:rFonts w:ascii="Times New Roman" w:hAnsi="Times New Roman" w:cs="Times New Roman"/>
+          <w:sz w:val="28"/>
+          <w:szCs w:val="28"/>
+        </w:rPr>
+      </w:pPr>
+      <w:r>
+        <w:rPr>
+          <w:rFonts w:ascii="Times New Roman" w:hAnsi="Times New Roman" w:cs="Times New Roman"/>
+          <w:sz w:val="28"/>
+          <w:szCs w:val="28"/>
+        </w:rPr>
+        <w:lastRenderedPageBreak/>
+        <w:t xml:space="preserve">Добавить эмоции, которые испытывает пользователь. Это поможет расставить приоритеты в направлениях, с которых стоит начать. </w:t>
+      </w:r>
+    </w:p>
+    <w:p>
+      <w:pPr>
+        <w:pStyle w:val="a3"/>
+        <w:numPr>
+          <w:ilvl w:val="0"/>
+          <w:numId w:val="40"/>
+        </w:numPr>
+        <w:tabs>
+          <w:tab w:val="left" w:pos="993"/>
+        </w:tabs>
+        <w:spacing w:line="240" w:lineRule="auto"/>
+        <w:jc w:val="both"/>
+        <w:rPr>
+          <w:rFonts w:ascii="Times New Roman" w:hAnsi="Times New Roman" w:cs="Times New Roman"/>
+          <w:sz w:val="28"/>
+          <w:szCs w:val="28"/>
+        </w:rPr>
+      </w:pPr>
+      <w:r>
+        <w:rPr>
+          <w:rFonts w:ascii="Times New Roman" w:hAnsi="Times New Roman" w:cs="Times New Roman"/>
+          <w:sz w:val="28"/>
+          <w:szCs w:val="28"/>
+        </w:rPr>
+        <w:t>Для шагов, которые вызвали проблемы у пользователя, необходимо добавить возможности для улучшения. Например, добавить возможность увеличения изображений товаров (подходит для 3 этапа).</w:t>
+      </w:r>
+    </w:p>
+    <w:p>
+      <w:pPr>
+        <w:pStyle w:val="a3"/>
+        <w:numPr>
+          <w:ilvl w:val="0"/>
+          <w:numId w:val="40"/>
+        </w:numPr>
+        <w:tabs>
+          <w:tab w:val="left" w:pos="851"/>
+        </w:tabs>
+        <w:spacing w:before="280" w:after="280" w:line="240" w:lineRule="auto"/>
+        <w:jc w:val="both"/>
+        <w:rPr>
+          <w:rFonts w:ascii="Times New Roman" w:hAnsi="Times New Roman" w:cs="Times New Roman"/>
+          <w:sz w:val="28"/>
+          <w:szCs w:val="28"/>
+        </w:rPr>
+      </w:pPr>
+      <w:r>
+        <w:rPr>
+          <w:rFonts w:ascii="Times New Roman" w:hAnsi="Times New Roman" w:cs="Times New Roman"/>
+          <w:sz w:val="28"/>
+          <w:szCs w:val="28"/>
+        </w:rPr>
+        <w:t xml:space="preserve">Исходя из </w:t>
+      </w:r>
+      <w:r>
+        <w:rPr>
+          <w:rFonts w:ascii="Times New Roman" w:hAnsi="Times New Roman" w:cs="Times New Roman"/>
+          <w:sz w:val="28"/>
+          <w:szCs w:val="28"/>
+          <w:lang w:val="en-US"/>
+        </w:rPr>
+        <w:t>CJM</w:t>
+      </w:r>
+      <w:r>
+        <w:rPr>
+          <w:rFonts w:ascii="Times New Roman" w:hAnsi="Times New Roman" w:cs="Times New Roman"/>
+          <w:sz w:val="28"/>
+          <w:szCs w:val="28"/>
+        </w:rPr>
+        <w:t xml:space="preserve"> необходимо выявить проблемы пользователя при достижении цели взаимодействия, а также найти способы решения этих проблем.</w:t>
       </w:r>
     </w:p>
     <w:p>
@@ -5809,7 +7371,7 @@
 </file>
 
 <file path=word/endnotes.xml><?xml version="1.0" encoding="utf-8"?>
-<w:endnotes xmlns:wpc="http://schemas.microsoft.com/office/word/2010/wordprocessingCanvas" xmlns:mc="http://schemas.openxmlformats.org/markup-compatibility/2006" xmlns:o="urn:schemas-microsoft-com:office:office" xmlns:r="http://schemas.openxmlformats.org/officeDocument/2006/relationships" xmlns:m="http://schemas.openxmlformats.org/officeDocument/2006/math" xmlns:v="urn:schemas-microsoft-com:vml" xmlns:wp14="http://schemas.microsoft.com/office/word/2010/wordprocessingDrawing" xmlns:wp="http://schemas.openxmlformats.org/drawingml/2006/wordprocessingDrawing" xmlns:w10="urn:schemas-microsoft-com:office:word" xmlns:w="http://schemas.openxmlformats.org/wordprocessingml/2006/main" xmlns:w14="http://schemas.microsoft.com/office/word/2010/wordml" xmlns:w15="http://schemas.microsoft.com/office/word/2012/wordml" xmlns:wpg="http://schemas.microsoft.com/office/word/2010/wordprocessingGroup" xmlns:wpi="http://schemas.microsoft.com/office/word/2010/wordprocessingInk" xmlns:wne="http://schemas.microsoft.com/office/word/2006/wordml" xmlns:wps="http://schemas.microsoft.com/office/word/2010/wordprocessingShape" mc:Ignorable="w14 w15 wp14">
+<w:endnotes xmlns:wpc="http://schemas.microsoft.com/office/word/2010/wordprocessingCanvas" xmlns:cx="http://schemas.microsoft.com/office/drawing/2014/chartex" xmlns:cx1="http://schemas.microsoft.com/office/drawing/2015/9/8/chartex" xmlns:cx2="http://schemas.microsoft.com/office/drawing/2015/10/21/chartex" xmlns:cx3="http://schemas.microsoft.com/office/drawing/2016/5/9/chartex" xmlns:cx4="http://schemas.microsoft.com/office/drawing/2016/5/10/chartex" xmlns:cx5="http://schemas.microsoft.com/office/drawing/2016/5/11/chartex" xmlns:cx6="http://schemas.microsoft.com/office/drawing/2016/5/12/chartex" xmlns:cx7="http://schemas.microsoft.com/office/drawing/2016/5/13/chartex" xmlns:cx8="http://schemas.microsoft.com/office/drawing/2016/5/14/chartex" xmlns:mc="http://schemas.openxmlformats.org/markup-compatibility/2006" xmlns:aink="http://schemas.microsoft.com/office/drawing/2016/ink" xmlns:am3d="http://schemas.microsoft.com/office/drawing/2017/model3d" xmlns:o="urn:schemas-microsoft-com:office:office" xmlns:oel="http://schemas.microsoft.com/office/2019/extlst" xmlns:r="http://schemas.openxmlformats.org/officeDocument/2006/relationships" xmlns:m="http://schemas.openxmlformats.org/officeDocument/2006/math" xmlns:v="urn:schemas-microsoft-com:vml" xmlns:wp14="http://schemas.microsoft.com/office/word/2010/wordprocessingDrawing" xmlns:wp="http://schemas.openxmlformats.org/drawingml/2006/wordprocessingDrawing" xmlns:w10="urn:schemas-microsoft-com:office:word" xmlns:w="http://schemas.openxmlformats.org/wordprocessingml/2006/main" xmlns:w14="http://schemas.microsoft.com/office/word/2010/wordml" xmlns:w15="http://schemas.microsoft.com/office/word/2012/wordml" xmlns:w16cex="http://schemas.microsoft.com/office/word/2018/wordml/cex" xmlns:w16cid="http://schemas.microsoft.com/office/word/2016/wordml/cid" xmlns:w16="http://schemas.microsoft.com/office/word/2018/wordml" xmlns:w16sdtdh="http://schemas.microsoft.com/office/word/2020/wordml/sdtdatahash" xmlns:w16se="http://schemas.microsoft.com/office/word/2015/wordml/symex" xmlns:wpg="http://schemas.microsoft.com/office/word/2010/wordprocessingGroup" xmlns:wpi="http://schemas.microsoft.com/office/word/2010/wordprocessingInk" xmlns:wne="http://schemas.microsoft.com/office/word/2006/wordml" xmlns:wps="http://schemas.microsoft.com/office/word/2010/wordprocessingShape" mc:Ignorable="w14 w15 w16se w16cid w16 w16cex w16sdtdh wp14">
   <w:endnote w:type="separator" w:id="-1">
     <w:p>
       <w:pPr>
@@ -5834,7 +7396,7 @@
 </file>
 
 <file path=word/footnotes.xml><?xml version="1.0" encoding="utf-8"?>
-<w:footnotes xmlns:wpc="http://schemas.microsoft.com/office/word/2010/wordprocessingCanvas" xmlns:mc="http://schemas.openxmlformats.org/markup-compatibility/2006" xmlns:o="urn:schemas-microsoft-com:office:office" xmlns:r="http://schemas.openxmlformats.org/officeDocument/2006/relationships" xmlns:m="http://schemas.openxmlformats.org/officeDocument/2006/math" xmlns:v="urn:schemas-microsoft-com:vml" xmlns:wp14="http://schemas.microsoft.com/office/word/2010/wordprocessingDrawing" xmlns:wp="http://schemas.openxmlformats.org/drawingml/2006/wordprocessingDrawing" xmlns:w10="urn:schemas-microsoft-com:office:word" xmlns:w="http://schemas.openxmlformats.org/wordprocessingml/2006/main" xmlns:w14="http://schemas.microsoft.com/office/word/2010/wordml" xmlns:w15="http://schemas.microsoft.com/office/word/2012/wordml" xmlns:wpg="http://schemas.microsoft.com/office/word/2010/wordprocessingGroup" xmlns:wpi="http://schemas.microsoft.com/office/word/2010/wordprocessingInk" xmlns:wne="http://schemas.microsoft.com/office/word/2006/wordml" xmlns:wps="http://schemas.microsoft.com/office/word/2010/wordprocessingShape" mc:Ignorable="w14 w15 wp14">
+<w:footnotes xmlns:wpc="http://schemas.microsoft.com/office/word/2010/wordprocessingCanvas" xmlns:cx="http://schemas.microsoft.com/office/drawing/2014/chartex" xmlns:cx1="http://schemas.microsoft.com/office/drawing/2015/9/8/chartex" xmlns:cx2="http://schemas.microsoft.com/office/drawing/2015/10/21/chartex" xmlns:cx3="http://schemas.microsoft.com/office/drawing/2016/5/9/chartex" xmlns:cx4="http://schemas.microsoft.com/office/drawing/2016/5/10/chartex" xmlns:cx5="http://schemas.microsoft.com/office/drawing/2016/5/11/chartex" xmlns:cx6="http://schemas.microsoft.com/office/drawing/2016/5/12/chartex" xmlns:cx7="http://schemas.microsoft.com/office/drawing/2016/5/13/chartex" xmlns:cx8="http://schemas.microsoft.com/office/drawing/2016/5/14/chartex" xmlns:mc="http://schemas.openxmlformats.org/markup-compatibility/2006" xmlns:aink="http://schemas.microsoft.com/office/drawing/2016/ink" xmlns:am3d="http://schemas.microsoft.com/office/drawing/2017/model3d" xmlns:o="urn:schemas-microsoft-com:office:office" xmlns:oel="http://schemas.microsoft.com/office/2019/extlst" xmlns:r="http://schemas.openxmlformats.org/officeDocument/2006/relationships" xmlns:m="http://schemas.openxmlformats.org/officeDocument/2006/math" xmlns:v="urn:schemas-microsoft-com:vml" xmlns:wp14="http://schemas.microsoft.com/office/word/2010/wordprocessingDrawing" xmlns:wp="http://schemas.openxmlformats.org/drawingml/2006/wordprocessingDrawing" xmlns:w10="urn:schemas-microsoft-com:office:word" xmlns:w="http://schemas.openxmlformats.org/wordprocessingml/2006/main" xmlns:w14="http://schemas.microsoft.com/office/word/2010/wordml" xmlns:w15="http://schemas.microsoft.com/office/word/2012/wordml" xmlns:w16cex="http://schemas.microsoft.com/office/word/2018/wordml/cex" xmlns:w16cid="http://schemas.microsoft.com/office/word/2016/wordml/cid" xmlns:w16="http://schemas.microsoft.com/office/word/2018/wordml" xmlns:w16sdtdh="http://schemas.microsoft.com/office/word/2020/wordml/sdtdatahash" xmlns:w16se="http://schemas.microsoft.com/office/word/2015/wordml/symex" xmlns:wpg="http://schemas.microsoft.com/office/word/2010/wordprocessingGroup" xmlns:wpi="http://schemas.microsoft.com/office/word/2010/wordprocessingInk" xmlns:wne="http://schemas.microsoft.com/office/word/2006/wordml" xmlns:wps="http://schemas.microsoft.com/office/word/2010/wordprocessingShape" mc:Ignorable="w14 w15 w16se w16cid w16 w16cex w16sdtdh wp14">
   <w:footnote w:type="separator" w:id="-1">
     <w:p>
       <w:pPr>
@@ -5859,8 +7421,8 @@
 </file>
 
 <file path=word/numbering.xml><?xml version="1.0" encoding="utf-8"?>
-<w:numbering xmlns:wpc="http://schemas.microsoft.com/office/word/2010/wordprocessingCanvas" xmlns:mc="http://schemas.openxmlformats.org/markup-compatibility/2006" xmlns:o="urn:schemas-microsoft-com:office:office" xmlns:r="http://schemas.openxmlformats.org/officeDocument/2006/relationships" xmlns:m="http://schemas.openxmlformats.org/officeDocument/2006/math" xmlns:v="urn:schemas-microsoft-com:vml" xmlns:wp14="http://schemas.microsoft.com/office/word/2010/wordprocessingDrawing" xmlns:wp="http://schemas.openxmlformats.org/drawingml/2006/wordprocessingDrawing" xmlns:w10="urn:schemas-microsoft-com:office:word" xmlns:w="http://schemas.openxmlformats.org/wordprocessingml/2006/main" xmlns:w14="http://schemas.microsoft.com/office/word/2010/wordml" xmlns:w15="http://schemas.microsoft.com/office/word/2012/wordml" xmlns:wpg="http://schemas.microsoft.com/office/word/2010/wordprocessingGroup" xmlns:wpi="http://schemas.microsoft.com/office/word/2010/wordprocessingInk" xmlns:wne="http://schemas.microsoft.com/office/word/2006/wordml" xmlns:wps="http://schemas.microsoft.com/office/word/2010/wordprocessingShape" mc:Ignorable="w14 w15 wp14">
-  <w:abstractNum w:abstractNumId="0">
+<w:numbering xmlns:wpc="http://schemas.microsoft.com/office/word/2010/wordprocessingCanvas" xmlns:cx="http://schemas.microsoft.com/office/drawing/2014/chartex" xmlns:cx1="http://schemas.microsoft.com/office/drawing/2015/9/8/chartex" xmlns:cx2="http://schemas.microsoft.com/office/drawing/2015/10/21/chartex" xmlns:cx3="http://schemas.microsoft.com/office/drawing/2016/5/9/chartex" xmlns:cx4="http://schemas.microsoft.com/office/drawing/2016/5/10/chartex" xmlns:cx5="http://schemas.microsoft.com/office/drawing/2016/5/11/chartex" xmlns:cx6="http://schemas.microsoft.com/office/drawing/2016/5/12/chartex" xmlns:cx7="http://schemas.microsoft.com/office/drawing/2016/5/13/chartex" xmlns:cx8="http://schemas.microsoft.com/office/drawing/2016/5/14/chartex" xmlns:mc="http://schemas.openxmlformats.org/markup-compatibility/2006" xmlns:aink="http://schemas.microsoft.com/office/drawing/2016/ink" xmlns:am3d="http://schemas.microsoft.com/office/drawing/2017/model3d" xmlns:o="urn:schemas-microsoft-com:office:office" xmlns:oel="http://schemas.microsoft.com/office/2019/extlst" xmlns:r="http://schemas.openxmlformats.org/officeDocument/2006/relationships" xmlns:m="http://schemas.openxmlformats.org/officeDocument/2006/math" xmlns:v="urn:schemas-microsoft-com:vml" xmlns:wp14="http://schemas.microsoft.com/office/word/2010/wordprocessingDrawing" xmlns:wp="http://schemas.openxmlformats.org/drawingml/2006/wordprocessingDrawing" xmlns:w10="urn:schemas-microsoft-com:office:word" xmlns:w="http://schemas.openxmlformats.org/wordprocessingml/2006/main" xmlns:w14="http://schemas.microsoft.com/office/word/2010/wordml" xmlns:w15="http://schemas.microsoft.com/office/word/2012/wordml" xmlns:w16cex="http://schemas.microsoft.com/office/word/2018/wordml/cex" xmlns:w16cid="http://schemas.microsoft.com/office/word/2016/wordml/cid" xmlns:w16="http://schemas.microsoft.com/office/word/2018/wordml" xmlns:w16sdtdh="http://schemas.microsoft.com/office/word/2020/wordml/sdtdatahash" xmlns:w16se="http://schemas.microsoft.com/office/word/2015/wordml/symex" xmlns:wpg="http://schemas.microsoft.com/office/word/2010/wordprocessingGroup" xmlns:wpi="http://schemas.microsoft.com/office/word/2010/wordprocessingInk" xmlns:wne="http://schemas.microsoft.com/office/word/2006/wordml" xmlns:wps="http://schemas.microsoft.com/office/word/2010/wordprocessingShape" mc:Ignorable="w14 w15 w16se w16cid w16 w16cex w16sdtdh wp14">
+  <w:abstractNum w:abstractNumId="0" w15:restartNumberingAfterBreak="0">
     <w:nsid w:val="0133433C"/>
     <w:multiLevelType w:val="hybridMultilevel"/>
     <w:tmpl w:val="51CED608"/>
@@ -5946,7 +7508,93 @@
       </w:pPr>
     </w:lvl>
   </w:abstractNum>
-  <w:abstractNum w:abstractNumId="1">
+  <w:abstractNum w:abstractNumId="1" w15:restartNumberingAfterBreak="0">
+    <w:nsid w:val="01E26830"/>
+    <w:multiLevelType w:val="hybridMultilevel"/>
+    <w:tmpl w:val="9F6C9D8C"/>
+    <w:lvl w:ilvl="0" w:tplc="2000000F">
+      <w:start w:val="1"/>
+      <w:numFmt w:val="decimal"/>
+      <w:lvlText w:val="%1."/>
+      <w:lvlJc w:val="left"/>
+      <w:pPr>
+        <w:ind w:left="720" w:hanging="360"/>
+      </w:pPr>
+    </w:lvl>
+    <w:lvl w:ilvl="1" w:tplc="20000019" w:tentative="1">
+      <w:start w:val="1"/>
+      <w:numFmt w:val="lowerLetter"/>
+      <w:lvlText w:val="%2."/>
+      <w:lvlJc w:val="left"/>
+      <w:pPr>
+        <w:ind w:left="1440" w:hanging="360"/>
+      </w:pPr>
+    </w:lvl>
+    <w:lvl w:ilvl="2" w:tplc="2000001B" w:tentative="1">
+      <w:start w:val="1"/>
+      <w:numFmt w:val="lowerRoman"/>
+      <w:lvlText w:val="%3."/>
+      <w:lvlJc w:val="right"/>
+      <w:pPr>
+        <w:ind w:left="2160" w:hanging="180"/>
+      </w:pPr>
+    </w:lvl>
+    <w:lvl w:ilvl="3" w:tplc="2000000F" w:tentative="1">
+      <w:start w:val="1"/>
+      <w:numFmt w:val="decimal"/>
+      <w:lvlText w:val="%4."/>
+      <w:lvlJc w:val="left"/>
+      <w:pPr>
+        <w:ind w:left="2880" w:hanging="360"/>
+      </w:pPr>
+    </w:lvl>
+    <w:lvl w:ilvl="4" w:tplc="20000019" w:tentative="1">
+      <w:start w:val="1"/>
+      <w:numFmt w:val="lowerLetter"/>
+      <w:lvlText w:val="%5."/>
+      <w:lvlJc w:val="left"/>
+      <w:pPr>
+        <w:ind w:left="3600" w:hanging="360"/>
+      </w:pPr>
+    </w:lvl>
+    <w:lvl w:ilvl="5" w:tplc="2000001B" w:tentative="1">
+      <w:start w:val="1"/>
+      <w:numFmt w:val="lowerRoman"/>
+      <w:lvlText w:val="%6."/>
+      <w:lvlJc w:val="right"/>
+      <w:pPr>
+        <w:ind w:left="4320" w:hanging="180"/>
+      </w:pPr>
+    </w:lvl>
+    <w:lvl w:ilvl="6" w:tplc="2000000F" w:tentative="1">
+      <w:start w:val="1"/>
+      <w:numFmt w:val="decimal"/>
+      <w:lvlText w:val="%7."/>
+      <w:lvlJc w:val="left"/>
+      <w:pPr>
+        <w:ind w:left="5040" w:hanging="360"/>
+      </w:pPr>
+    </w:lvl>
+    <w:lvl w:ilvl="7" w:tplc="20000019" w:tentative="1">
+      <w:start w:val="1"/>
+      <w:numFmt w:val="lowerLetter"/>
+      <w:lvlText w:val="%8."/>
+      <w:lvlJc w:val="left"/>
+      <w:pPr>
+        <w:ind w:left="5760" w:hanging="360"/>
+      </w:pPr>
+    </w:lvl>
+    <w:lvl w:ilvl="8" w:tplc="2000001B" w:tentative="1">
+      <w:start w:val="1"/>
+      <w:numFmt w:val="lowerRoman"/>
+      <w:lvlText w:val="%9."/>
+      <w:lvlJc w:val="right"/>
+      <w:pPr>
+        <w:ind w:left="6480" w:hanging="180"/>
+      </w:pPr>
+    </w:lvl>
+  </w:abstractNum>
+  <w:abstractNum w:abstractNumId="2" w15:restartNumberingAfterBreak="0">
     <w:nsid w:val="0310284A"/>
     <w:multiLevelType w:val="hybridMultilevel"/>
     <w:tmpl w:val="3708A730"/>
@@ -6036,7 +7684,7 @@
       </w:pPr>
     </w:lvl>
   </w:abstractNum>
-  <w:abstractNum w:abstractNumId="2">
+  <w:abstractNum w:abstractNumId="3" w15:restartNumberingAfterBreak="0">
     <w:nsid w:val="08AB473B"/>
     <w:multiLevelType w:val="hybridMultilevel"/>
     <w:tmpl w:val="A9C2FC04"/>
@@ -6149,7 +7797,7 @@
       </w:rPr>
     </w:lvl>
   </w:abstractNum>
-  <w:abstractNum w:abstractNumId="3">
+  <w:abstractNum w:abstractNumId="4" w15:restartNumberingAfterBreak="0">
     <w:nsid w:val="0AD36678"/>
     <w:multiLevelType w:val="hybridMultilevel"/>
     <w:tmpl w:val="FC0C0FA0"/>
@@ -6240,7 +7888,7 @@
       </w:pPr>
     </w:lvl>
   </w:abstractNum>
-  <w:abstractNum w:abstractNumId="4">
+  <w:abstractNum w:abstractNumId="5" w15:restartNumberingAfterBreak="0">
     <w:nsid w:val="0D302DF9"/>
     <w:multiLevelType w:val="hybridMultilevel"/>
     <w:tmpl w:val="D5D28F78"/>
@@ -6326,7 +7974,7 @@
       </w:pPr>
     </w:lvl>
   </w:abstractNum>
-  <w:abstractNum w:abstractNumId="5">
+  <w:abstractNum w:abstractNumId="6" w15:restartNumberingAfterBreak="0">
     <w:nsid w:val="0D4708E1"/>
     <w:multiLevelType w:val="hybridMultilevel"/>
     <w:tmpl w:val="BC8CC5E4"/>
@@ -6439,7 +8087,7 @@
       </w:rPr>
     </w:lvl>
   </w:abstractNum>
-  <w:abstractNum w:abstractNumId="6">
+  <w:abstractNum w:abstractNumId="7" w15:restartNumberingAfterBreak="0">
     <w:nsid w:val="11BC1B63"/>
     <w:multiLevelType w:val="hybridMultilevel"/>
     <w:tmpl w:val="B258670C"/>
@@ -6552,7 +8200,7 @@
       </w:rPr>
     </w:lvl>
   </w:abstractNum>
-  <w:abstractNum w:abstractNumId="7">
+  <w:abstractNum w:abstractNumId="8" w15:restartNumberingAfterBreak="0">
     <w:nsid w:val="18290BF2"/>
     <w:multiLevelType w:val="hybridMultilevel"/>
     <w:tmpl w:val="0572470E"/>
@@ -6641,7 +8289,7 @@
       </w:pPr>
     </w:lvl>
   </w:abstractNum>
-  <w:abstractNum w:abstractNumId="8">
+  <w:abstractNum w:abstractNumId="9" w15:restartNumberingAfterBreak="0">
     <w:nsid w:val="1F1E7A07"/>
     <w:multiLevelType w:val="multilevel"/>
     <w:tmpl w:val="808C1D9E"/>
@@ -6754,7 +8402,7 @@
       </w:pPr>
     </w:lvl>
   </w:abstractNum>
-  <w:abstractNum w:abstractNumId="9">
+  <w:abstractNum w:abstractNumId="10" w15:restartNumberingAfterBreak="0">
     <w:nsid w:val="20D5349B"/>
     <w:multiLevelType w:val="hybridMultilevel"/>
     <w:tmpl w:val="CA9A079C"/>
@@ -6843,7 +8491,120 @@
       </w:pPr>
     </w:lvl>
   </w:abstractNum>
-  <w:abstractNum w:abstractNumId="10">
+  <w:abstractNum w:abstractNumId="11" w15:restartNumberingAfterBreak="0">
+    <w:nsid w:val="22C47975"/>
+    <w:multiLevelType w:val="hybridMultilevel"/>
+    <w:tmpl w:val="8E3AE7B4"/>
+    <w:lvl w:ilvl="0" w:tplc="20000001">
+      <w:start w:val="1"/>
+      <w:numFmt w:val="bullet"/>
+      <w:lvlText w:val=""/>
+      <w:lvlJc w:val="left"/>
+      <w:pPr>
+        <w:ind w:left="1440" w:hanging="360"/>
+      </w:pPr>
+      <w:rPr>
+        <w:rFonts w:ascii="Symbol" w:hAnsi="Symbol" w:hint="default"/>
+      </w:rPr>
+    </w:lvl>
+    <w:lvl w:ilvl="1" w:tplc="20000003" w:tentative="1">
+      <w:start w:val="1"/>
+      <w:numFmt w:val="bullet"/>
+      <w:lvlText w:val="o"/>
+      <w:lvlJc w:val="left"/>
+      <w:pPr>
+        <w:ind w:left="2160" w:hanging="360"/>
+      </w:pPr>
+      <w:rPr>
+        <w:rFonts w:ascii="Courier New" w:hAnsi="Courier New" w:cs="Courier New" w:hint="default"/>
+      </w:rPr>
+    </w:lvl>
+    <w:lvl w:ilvl="2" w:tplc="20000005" w:tentative="1">
+      <w:start w:val="1"/>
+      <w:numFmt w:val="bullet"/>
+      <w:lvlText w:val=""/>
+      <w:lvlJc w:val="left"/>
+      <w:pPr>
+        <w:ind w:left="2880" w:hanging="360"/>
+      </w:pPr>
+      <w:rPr>
+        <w:rFonts w:ascii="Wingdings" w:hAnsi="Wingdings" w:hint="default"/>
+      </w:rPr>
+    </w:lvl>
+    <w:lvl w:ilvl="3" w:tplc="20000001" w:tentative="1">
+      <w:start w:val="1"/>
+      <w:numFmt w:val="bullet"/>
+      <w:lvlText w:val=""/>
+      <w:lvlJc w:val="left"/>
+      <w:pPr>
+        <w:ind w:left="3600" w:hanging="360"/>
+      </w:pPr>
+      <w:rPr>
+        <w:rFonts w:ascii="Symbol" w:hAnsi="Symbol" w:hint="default"/>
+      </w:rPr>
+    </w:lvl>
+    <w:lvl w:ilvl="4" w:tplc="20000003" w:tentative="1">
+      <w:start w:val="1"/>
+      <w:numFmt w:val="bullet"/>
+      <w:lvlText w:val="o"/>
+      <w:lvlJc w:val="left"/>
+      <w:pPr>
+        <w:ind w:left="4320" w:hanging="360"/>
+      </w:pPr>
+      <w:rPr>
+        <w:rFonts w:ascii="Courier New" w:hAnsi="Courier New" w:cs="Courier New" w:hint="default"/>
+      </w:rPr>
+    </w:lvl>
+    <w:lvl w:ilvl="5" w:tplc="20000005" w:tentative="1">
+      <w:start w:val="1"/>
+      <w:numFmt w:val="bullet"/>
+      <w:lvlText w:val=""/>
+      <w:lvlJc w:val="left"/>
+      <w:pPr>
+        <w:ind w:left="5040" w:hanging="360"/>
+      </w:pPr>
+      <w:rPr>
+        <w:rFonts w:ascii="Wingdings" w:hAnsi="Wingdings" w:hint="default"/>
+      </w:rPr>
+    </w:lvl>
+    <w:lvl w:ilvl="6" w:tplc="20000001" w:tentative="1">
+      <w:start w:val="1"/>
+      <w:numFmt w:val="bullet"/>
+      <w:lvlText w:val=""/>
+      <w:lvlJc w:val="left"/>
+      <w:pPr>
+        <w:ind w:left="5760" w:hanging="360"/>
+      </w:pPr>
+      <w:rPr>
+        <w:rFonts w:ascii="Symbol" w:hAnsi="Symbol" w:hint="default"/>
+      </w:rPr>
+    </w:lvl>
+    <w:lvl w:ilvl="7" w:tplc="20000003" w:tentative="1">
+      <w:start w:val="1"/>
+      <w:numFmt w:val="bullet"/>
+      <w:lvlText w:val="o"/>
+      <w:lvlJc w:val="left"/>
+      <w:pPr>
+        <w:ind w:left="6480" w:hanging="360"/>
+      </w:pPr>
+      <w:rPr>
+        <w:rFonts w:ascii="Courier New" w:hAnsi="Courier New" w:cs="Courier New" w:hint="default"/>
+      </w:rPr>
+    </w:lvl>
+    <w:lvl w:ilvl="8" w:tplc="20000005" w:tentative="1">
+      <w:start w:val="1"/>
+      <w:numFmt w:val="bullet"/>
+      <w:lvlText w:val=""/>
+      <w:lvlJc w:val="left"/>
+      <w:pPr>
+        <w:ind w:left="7200" w:hanging="360"/>
+      </w:pPr>
+      <w:rPr>
+        <w:rFonts w:ascii="Wingdings" w:hAnsi="Wingdings" w:hint="default"/>
+      </w:rPr>
+    </w:lvl>
+  </w:abstractNum>
+  <w:abstractNum w:abstractNumId="12" w15:restartNumberingAfterBreak="0">
     <w:nsid w:val="2D695356"/>
     <w:multiLevelType w:val="hybridMultilevel"/>
     <w:tmpl w:val="27509F44"/>
@@ -6929,7 +8690,7 @@
       </w:pPr>
     </w:lvl>
   </w:abstractNum>
-  <w:abstractNum w:abstractNumId="11">
+  <w:abstractNum w:abstractNumId="13" w15:restartNumberingAfterBreak="0">
     <w:nsid w:val="2F4116EC"/>
     <w:multiLevelType w:val="hybridMultilevel"/>
     <w:tmpl w:val="5DB66E32"/>
@@ -7042,7 +8803,7 @@
       </w:rPr>
     </w:lvl>
   </w:abstractNum>
-  <w:abstractNum w:abstractNumId="12">
+  <w:abstractNum w:abstractNumId="14" w15:restartNumberingAfterBreak="0">
     <w:nsid w:val="321F7F52"/>
     <w:multiLevelType w:val="hybridMultilevel"/>
     <w:tmpl w:val="0016B0A0"/>
@@ -7155,7 +8916,7 @@
       </w:rPr>
     </w:lvl>
   </w:abstractNum>
-  <w:abstractNum w:abstractNumId="13">
+  <w:abstractNum w:abstractNumId="15" w15:restartNumberingAfterBreak="0">
     <w:nsid w:val="36187DAE"/>
     <w:multiLevelType w:val="hybridMultilevel"/>
     <w:tmpl w:val="949EDA54"/>
@@ -7244,7 +9005,7 @@
       </w:pPr>
     </w:lvl>
   </w:abstractNum>
-  <w:abstractNum w:abstractNumId="14">
+  <w:abstractNum w:abstractNumId="16" w15:restartNumberingAfterBreak="0">
     <w:nsid w:val="364662FB"/>
     <w:multiLevelType w:val="hybridMultilevel"/>
     <w:tmpl w:val="04E2B7A8"/>
@@ -7336,7 +9097,7 @@
       </w:pPr>
     </w:lvl>
   </w:abstractNum>
-  <w:abstractNum w:abstractNumId="15">
+  <w:abstractNum w:abstractNumId="17" w15:restartNumberingAfterBreak="0">
     <w:nsid w:val="39774442"/>
     <w:multiLevelType w:val="hybridMultilevel"/>
     <w:tmpl w:val="C434A64C"/>
@@ -7449,7 +9210,7 @@
       </w:rPr>
     </w:lvl>
   </w:abstractNum>
-  <w:abstractNum w:abstractNumId="16">
+  <w:abstractNum w:abstractNumId="18" w15:restartNumberingAfterBreak="0">
     <w:nsid w:val="3CB7706A"/>
     <w:multiLevelType w:val="hybridMultilevel"/>
     <w:tmpl w:val="A142E5C0"/>
@@ -7562,7 +9323,7 @@
       </w:rPr>
     </w:lvl>
   </w:abstractNum>
-  <w:abstractNum w:abstractNumId="17">
+  <w:abstractNum w:abstractNumId="19" w15:restartNumberingAfterBreak="0">
     <w:nsid w:val="3CC63B99"/>
     <w:multiLevelType w:val="hybridMultilevel"/>
     <w:tmpl w:val="1748ACD4"/>
@@ -7648,7 +9409,120 @@
       </w:pPr>
     </w:lvl>
   </w:abstractNum>
-  <w:abstractNum w:abstractNumId="18">
+  <w:abstractNum w:abstractNumId="20" w15:restartNumberingAfterBreak="0">
+    <w:nsid w:val="3F0B4107"/>
+    <w:multiLevelType w:val="hybridMultilevel"/>
+    <w:tmpl w:val="B6045C6A"/>
+    <w:lvl w:ilvl="0" w:tplc="20000001">
+      <w:start w:val="1"/>
+      <w:numFmt w:val="bullet"/>
+      <w:lvlText w:val=""/>
+      <w:lvlJc w:val="left"/>
+      <w:pPr>
+        <w:ind w:left="720" w:hanging="360"/>
+      </w:pPr>
+      <w:rPr>
+        <w:rFonts w:ascii="Symbol" w:hAnsi="Symbol" w:hint="default"/>
+      </w:rPr>
+    </w:lvl>
+    <w:lvl w:ilvl="1" w:tplc="20000003" w:tentative="1">
+      <w:start w:val="1"/>
+      <w:numFmt w:val="bullet"/>
+      <w:lvlText w:val="o"/>
+      <w:lvlJc w:val="left"/>
+      <w:pPr>
+        <w:ind w:left="1440" w:hanging="360"/>
+      </w:pPr>
+      <w:rPr>
+        <w:rFonts w:ascii="Courier New" w:hAnsi="Courier New" w:cs="Courier New" w:hint="default"/>
+      </w:rPr>
+    </w:lvl>
+    <w:lvl w:ilvl="2" w:tplc="20000005" w:tentative="1">
+      <w:start w:val="1"/>
+      <w:numFmt w:val="bullet"/>
+      <w:lvlText w:val=""/>
+      <w:lvlJc w:val="left"/>
+      <w:pPr>
+        <w:ind w:left="2160" w:hanging="360"/>
+      </w:pPr>
+      <w:rPr>
+        <w:rFonts w:ascii="Wingdings" w:hAnsi="Wingdings" w:hint="default"/>
+      </w:rPr>
+    </w:lvl>
+    <w:lvl w:ilvl="3" w:tplc="20000001" w:tentative="1">
+      <w:start w:val="1"/>
+      <w:numFmt w:val="bullet"/>
+      <w:lvlText w:val=""/>
+      <w:lvlJc w:val="left"/>
+      <w:pPr>
+        <w:ind w:left="2880" w:hanging="360"/>
+      </w:pPr>
+      <w:rPr>
+        <w:rFonts w:ascii="Symbol" w:hAnsi="Symbol" w:hint="default"/>
+      </w:rPr>
+    </w:lvl>
+    <w:lvl w:ilvl="4" w:tplc="20000003" w:tentative="1">
+      <w:start w:val="1"/>
+      <w:numFmt w:val="bullet"/>
+      <w:lvlText w:val="o"/>
+      <w:lvlJc w:val="left"/>
+      <w:pPr>
+        <w:ind w:left="3600" w:hanging="360"/>
+      </w:pPr>
+      <w:rPr>
+        <w:rFonts w:ascii="Courier New" w:hAnsi="Courier New" w:cs="Courier New" w:hint="default"/>
+      </w:rPr>
+    </w:lvl>
+    <w:lvl w:ilvl="5" w:tplc="20000005" w:tentative="1">
+      <w:start w:val="1"/>
+      <w:numFmt w:val="bullet"/>
+      <w:lvlText w:val=""/>
+      <w:lvlJc w:val="left"/>
+      <w:pPr>
+        <w:ind w:left="4320" w:hanging="360"/>
+      </w:pPr>
+      <w:rPr>
+        <w:rFonts w:ascii="Wingdings" w:hAnsi="Wingdings" w:hint="default"/>
+      </w:rPr>
+    </w:lvl>
+    <w:lvl w:ilvl="6" w:tplc="20000001" w:tentative="1">
+      <w:start w:val="1"/>
+      <w:numFmt w:val="bullet"/>
+      <w:lvlText w:val=""/>
+      <w:lvlJc w:val="left"/>
+      <w:pPr>
+        <w:ind w:left="5040" w:hanging="360"/>
+      </w:pPr>
+      <w:rPr>
+        <w:rFonts w:ascii="Symbol" w:hAnsi="Symbol" w:hint="default"/>
+      </w:rPr>
+    </w:lvl>
+    <w:lvl w:ilvl="7" w:tplc="20000003" w:tentative="1">
+      <w:start w:val="1"/>
+      <w:numFmt w:val="bullet"/>
+      <w:lvlText w:val="o"/>
+      <w:lvlJc w:val="left"/>
+      <w:pPr>
+        <w:ind w:left="5760" w:hanging="360"/>
+      </w:pPr>
+      <w:rPr>
+        <w:rFonts w:ascii="Courier New" w:hAnsi="Courier New" w:cs="Courier New" w:hint="default"/>
+      </w:rPr>
+    </w:lvl>
+    <w:lvl w:ilvl="8" w:tplc="20000005" w:tentative="1">
+      <w:start w:val="1"/>
+      <w:numFmt w:val="bullet"/>
+      <w:lvlText w:val=""/>
+      <w:lvlJc w:val="left"/>
+      <w:pPr>
+        <w:ind w:left="6480" w:hanging="360"/>
+      </w:pPr>
+      <w:rPr>
+        <w:rFonts w:ascii="Wingdings" w:hAnsi="Wingdings" w:hint="default"/>
+      </w:rPr>
+    </w:lvl>
+  </w:abstractNum>
+  <w:abstractNum w:abstractNumId="21" w15:restartNumberingAfterBreak="0">
     <w:nsid w:val="403B6466"/>
     <w:multiLevelType w:val="hybridMultilevel"/>
     <w:tmpl w:val="A3F2F9B2"/>
@@ -7738,7 +9612,7 @@
       </w:pPr>
     </w:lvl>
   </w:abstractNum>
-  <w:abstractNum w:abstractNumId="19">
+  <w:abstractNum w:abstractNumId="22" w15:restartNumberingAfterBreak="0">
     <w:nsid w:val="445A61E6"/>
     <w:multiLevelType w:val="hybridMultilevel"/>
     <w:tmpl w:val="188ABF98"/>
@@ -7851,7 +9725,93 @@
       </w:rPr>
     </w:lvl>
   </w:abstractNum>
-  <w:abstractNum w:abstractNumId="20">
+  <w:abstractNum w:abstractNumId="23" w15:restartNumberingAfterBreak="0">
+    <w:nsid w:val="46E740FE"/>
+    <w:multiLevelType w:val="hybridMultilevel"/>
+    <w:tmpl w:val="1B3C0BA8"/>
+    <w:lvl w:ilvl="0" w:tplc="2000000F">
+      <w:start w:val="1"/>
+      <w:numFmt w:val="decimal"/>
+      <w:lvlText w:val="%1."/>
+      <w:lvlJc w:val="left"/>
+      <w:pPr>
+        <w:ind w:left="720" w:hanging="360"/>
+      </w:pPr>
+    </w:lvl>
+    <w:lvl w:ilvl="1" w:tplc="20000019" w:tentative="1">
+      <w:start w:val="1"/>
+      <w:numFmt w:val="lowerLetter"/>
+      <w:lvlText w:val="%2."/>
+      <w:lvlJc w:val="left"/>
+      <w:pPr>
+        <w:ind w:left="1440" w:hanging="360"/>
+      </w:pPr>
+    </w:lvl>
+    <w:lvl w:ilvl="2" w:tplc="2000001B" w:tentative="1">
+      <w:start w:val="1"/>
+      <w:numFmt w:val="lowerRoman"/>
+      <w:lvlText w:val="%3."/>
+      <w:lvlJc w:val="right"/>
+      <w:pPr>
+        <w:ind w:left="2160" w:hanging="180"/>
+      </w:pPr>
+    </w:lvl>
+    <w:lvl w:ilvl="3" w:tplc="2000000F" w:tentative="1">
+      <w:start w:val="1"/>
+      <w:numFmt w:val="decimal"/>
+      <w:lvlText w:val="%4."/>
+      <w:lvlJc w:val="left"/>
+      <w:pPr>
+        <w:ind w:left="2880" w:hanging="360"/>
+      </w:pPr>
+    </w:lvl>
+    <w:lvl w:ilvl="4" w:tplc="20000019" w:tentative="1">
+      <w:start w:val="1"/>
+      <w:numFmt w:val="lowerLetter"/>
+      <w:lvlText w:val="%5."/>
+      <w:lvlJc w:val="left"/>
+      <w:pPr>
+        <w:ind w:left="3600" w:hanging="360"/>
+      </w:pPr>
+    </w:lvl>
+    <w:lvl w:ilvl="5" w:tplc="2000001B" w:tentative="1">
+      <w:start w:val="1"/>
+      <w:numFmt w:val="lowerRoman"/>
+      <w:lvlText w:val="%6."/>
+      <w:lvlJc w:val="right"/>
+      <w:pPr>
+        <w:ind w:left="4320" w:hanging="180"/>
+      </w:pPr>
+    </w:lvl>
+    <w:lvl w:ilvl="6" w:tplc="2000000F" w:tentative="1">
+      <w:start w:val="1"/>
+      <w:numFmt w:val="decimal"/>
+      <w:lvlText w:val="%7."/>
+      <w:lvlJc w:val="left"/>
+      <w:pPr>
+        <w:ind w:left="5040" w:hanging="360"/>
+      </w:pPr>
+    </w:lvl>
+    <w:lvl w:ilvl="7" w:tplc="20000019" w:tentative="1">
+      <w:start w:val="1"/>
+      <w:numFmt w:val="lowerLetter"/>
+      <w:lvlText w:val="%8."/>
+      <w:lvlJc w:val="left"/>
+      <w:pPr>
+        <w:ind w:left="5760" w:hanging="360"/>
+      </w:pPr>
+    </w:lvl>
+    <w:lvl w:ilvl="8" w:tplc="2000001B" w:tentative="1">
+      <w:start w:val="1"/>
+      <w:numFmt w:val="lowerRoman"/>
+      <w:lvlText w:val="%9."/>
+      <w:lvlJc w:val="right"/>
+      <w:pPr>
+        <w:ind w:left="6480" w:hanging="180"/>
+      </w:pPr>
+    </w:lvl>
+  </w:abstractNum>
+  <w:abstractNum w:abstractNumId="24" w15:restartNumberingAfterBreak="0">
     <w:nsid w:val="48CE4A41"/>
     <w:multiLevelType w:val="hybridMultilevel"/>
     <w:tmpl w:val="8DF22902"/>
@@ -7964,7 +9924,7 @@
       </w:rPr>
     </w:lvl>
   </w:abstractNum>
-  <w:abstractNum w:abstractNumId="21">
+  <w:abstractNum w:abstractNumId="25" w15:restartNumberingAfterBreak="0">
     <w:nsid w:val="4EAC611B"/>
     <w:multiLevelType w:val="hybridMultilevel"/>
     <w:tmpl w:val="905C8FDC"/>
@@ -8053,7 +10013,7 @@
       </w:pPr>
     </w:lvl>
   </w:abstractNum>
-  <w:abstractNum w:abstractNumId="22">
+  <w:abstractNum w:abstractNumId="26" w15:restartNumberingAfterBreak="0">
     <w:nsid w:val="4ECE6A8C"/>
     <w:multiLevelType w:val="hybridMultilevel"/>
     <w:tmpl w:val="A3DA7EAE"/>
@@ -8166,7 +10126,7 @@
       </w:rPr>
     </w:lvl>
   </w:abstractNum>
-  <w:abstractNum w:abstractNumId="23">
+  <w:abstractNum w:abstractNumId="27" w15:restartNumberingAfterBreak="0">
     <w:nsid w:val="5163195F"/>
     <w:multiLevelType w:val="hybridMultilevel"/>
     <w:tmpl w:val="CA9A079C"/>
@@ -8255,7 +10215,7 @@
       </w:pPr>
     </w:lvl>
   </w:abstractNum>
-  <w:abstractNum w:abstractNumId="24">
+  <w:abstractNum w:abstractNumId="28" w15:restartNumberingAfterBreak="0">
     <w:nsid w:val="517B1845"/>
     <w:multiLevelType w:val="hybridMultilevel"/>
     <w:tmpl w:val="73E2300E"/>
@@ -8368,7 +10328,7 @@
       </w:rPr>
     </w:lvl>
   </w:abstractNum>
-  <w:abstractNum w:abstractNumId="25">
+  <w:abstractNum w:abstractNumId="29" w15:restartNumberingAfterBreak="0">
     <w:nsid w:val="536D321E"/>
     <w:multiLevelType w:val="hybridMultilevel"/>
     <w:tmpl w:val="B396FD76"/>
@@ -8481,7 +10441,7 @@
       </w:rPr>
     </w:lvl>
   </w:abstractNum>
-  <w:abstractNum w:abstractNumId="26">
+  <w:abstractNum w:abstractNumId="30" w15:restartNumberingAfterBreak="0">
     <w:nsid w:val="5D6E7E76"/>
     <w:multiLevelType w:val="hybridMultilevel"/>
     <w:tmpl w:val="A3F2F9B2"/>
@@ -8571,7 +10531,7 @@
       </w:pPr>
     </w:lvl>
   </w:abstractNum>
-  <w:abstractNum w:abstractNumId="27">
+  <w:abstractNum w:abstractNumId="31" w15:restartNumberingAfterBreak="0">
     <w:nsid w:val="5E106381"/>
     <w:multiLevelType w:val="hybridMultilevel"/>
     <w:tmpl w:val="CCEAD972"/>
@@ -8660,7 +10620,7 @@
       </w:pPr>
     </w:lvl>
   </w:abstractNum>
-  <w:abstractNum w:abstractNumId="28">
+  <w:abstractNum w:abstractNumId="32" w15:restartNumberingAfterBreak="0">
     <w:nsid w:val="641953C1"/>
     <w:multiLevelType w:val="hybridMultilevel"/>
     <w:tmpl w:val="B9F6876C"/>
@@ -8773,7 +10733,7 @@
       </w:rPr>
     </w:lvl>
   </w:abstractNum>
-  <w:abstractNum w:abstractNumId="29">
+  <w:abstractNum w:abstractNumId="33" w15:restartNumberingAfterBreak="0">
     <w:nsid w:val="680850D2"/>
     <w:multiLevelType w:val="hybridMultilevel"/>
     <w:tmpl w:val="391AF31C"/>
@@ -8886,7 +10846,7 @@
       </w:rPr>
     </w:lvl>
   </w:abstractNum>
-  <w:abstractNum w:abstractNumId="30">
+  <w:abstractNum w:abstractNumId="34" w15:restartNumberingAfterBreak="0">
     <w:nsid w:val="695B1FC5"/>
     <w:multiLevelType w:val="hybridMultilevel"/>
     <w:tmpl w:val="7688B7E4"/>
@@ -8999,7 +10959,7 @@
       </w:rPr>
     </w:lvl>
   </w:abstractNum>
-  <w:abstractNum w:abstractNumId="31">
+  <w:abstractNum w:abstractNumId="35" w15:restartNumberingAfterBreak="0">
     <w:nsid w:val="6D076F2B"/>
     <w:multiLevelType w:val="hybridMultilevel"/>
     <w:tmpl w:val="4D54ED9C"/>
@@ -9112,7 +11072,7 @@
       </w:rPr>
     </w:lvl>
   </w:abstractNum>
-  <w:abstractNum w:abstractNumId="32">
+  <w:abstractNum w:abstractNumId="36" w15:restartNumberingAfterBreak="0">
     <w:nsid w:val="6E3F2B2F"/>
     <w:multiLevelType w:val="hybridMultilevel"/>
     <w:tmpl w:val="AD041594"/>
@@ -9225,7 +11185,7 @@
       </w:rPr>
     </w:lvl>
   </w:abstractNum>
-  <w:abstractNum w:abstractNumId="33">
+  <w:abstractNum w:abstractNumId="37" w15:restartNumberingAfterBreak="0">
     <w:nsid w:val="746345B1"/>
     <w:multiLevelType w:val="hybridMultilevel"/>
     <w:tmpl w:val="22568D92"/>
@@ -9314,7 +11274,7 @@
       </w:pPr>
     </w:lvl>
   </w:abstractNum>
-  <w:abstractNum w:abstractNumId="34">
+  <w:abstractNum w:abstractNumId="38" w15:restartNumberingAfterBreak="0">
     <w:nsid w:val="748C72CA"/>
     <w:multiLevelType w:val="hybridMultilevel"/>
     <w:tmpl w:val="FBEE7376"/>
@@ -9404,7 +11364,7 @@
       </w:pPr>
     </w:lvl>
   </w:abstractNum>
-  <w:abstractNum w:abstractNumId="35">
+  <w:abstractNum w:abstractNumId="39" w15:restartNumberingAfterBreak="0">
     <w:nsid w:val="755C1C22"/>
     <w:multiLevelType w:val="hybridMultilevel"/>
     <w:tmpl w:val="977E29A6"/>
@@ -9517,119 +11477,131 @@
       </w:rPr>
     </w:lvl>
   </w:abstractNum>
-  <w:num w:numId="1">
+  <w:num w:numId="1" w16cid:durableId="1036201907">
+    <w:abstractNumId w:val="39"/>
+  </w:num>
+  <w:num w:numId="2" w16cid:durableId="600258390">
+    <w:abstractNumId w:val="7"/>
+  </w:num>
+  <w:num w:numId="3" w16cid:durableId="1045328118">
+    <w:abstractNumId w:val="24"/>
+  </w:num>
+  <w:num w:numId="4" w16cid:durableId="1089883272">
+    <w:abstractNumId w:val="25"/>
+  </w:num>
+  <w:num w:numId="5" w16cid:durableId="1044141779">
+    <w:abstractNumId w:val="37"/>
+  </w:num>
+  <w:num w:numId="6" w16cid:durableId="1604073853">
+    <w:abstractNumId w:val="8"/>
+  </w:num>
+  <w:num w:numId="7" w16cid:durableId="546767512">
+    <w:abstractNumId w:val="27"/>
+  </w:num>
+  <w:num w:numId="8" w16cid:durableId="492792678">
+    <w:abstractNumId w:val="33"/>
+  </w:num>
+  <w:num w:numId="9" w16cid:durableId="317076688">
+    <w:abstractNumId w:val="5"/>
+  </w:num>
+  <w:num w:numId="10" w16cid:durableId="160120463">
+    <w:abstractNumId w:val="12"/>
+  </w:num>
+  <w:num w:numId="11" w16cid:durableId="89398804">
+    <w:abstractNumId w:val="34"/>
+  </w:num>
+  <w:num w:numId="12" w16cid:durableId="1147355029">
+    <w:abstractNumId w:val="18"/>
+  </w:num>
+  <w:num w:numId="13" w16cid:durableId="1559196767">
+    <w:abstractNumId w:val="0"/>
+  </w:num>
+  <w:num w:numId="14" w16cid:durableId="1876624560">
+    <w:abstractNumId w:val="14"/>
+  </w:num>
+  <w:num w:numId="15" w16cid:durableId="1035159292">
+    <w:abstractNumId w:val="13"/>
+  </w:num>
+  <w:num w:numId="16" w16cid:durableId="1335038531">
     <w:abstractNumId w:val="35"/>
   </w:num>
-  <w:num w:numId="2">
+  <w:num w:numId="17" w16cid:durableId="525482415">
+    <w:abstractNumId w:val="26"/>
+  </w:num>
+  <w:num w:numId="18" w16cid:durableId="1612977324">
+    <w:abstractNumId w:val="10"/>
+  </w:num>
+  <w:num w:numId="19" w16cid:durableId="186218173">
+    <w:abstractNumId w:val="3"/>
+  </w:num>
+  <w:num w:numId="20" w16cid:durableId="576785472">
+    <w:abstractNumId w:val="36"/>
+  </w:num>
+  <w:num w:numId="21" w16cid:durableId="1369915177">
+    <w:abstractNumId w:val="28"/>
+  </w:num>
+  <w:num w:numId="22" w16cid:durableId="14428097">
+    <w:abstractNumId w:val="16"/>
+  </w:num>
+  <w:num w:numId="23" w16cid:durableId="2064716222">
+    <w:abstractNumId w:val="15"/>
+  </w:num>
+  <w:num w:numId="24" w16cid:durableId="200365894">
+    <w:abstractNumId w:val="32"/>
+  </w:num>
+  <w:num w:numId="25" w16cid:durableId="1590852220">
+    <w:abstractNumId w:val="19"/>
+  </w:num>
+  <w:num w:numId="26" w16cid:durableId="1735853256">
+    <w:abstractNumId w:val="31"/>
+  </w:num>
+  <w:num w:numId="27" w16cid:durableId="1569850115">
     <w:abstractNumId w:val="6"/>
   </w:num>
-  <w:num w:numId="3">
+  <w:num w:numId="28" w16cid:durableId="1595631322">
+    <w:abstractNumId w:val="22"/>
+  </w:num>
+  <w:num w:numId="29" w16cid:durableId="2116049254">
+    <w:abstractNumId w:val="17"/>
+  </w:num>
+  <w:num w:numId="30" w16cid:durableId="252129627">
+    <w:abstractNumId w:val="4"/>
+  </w:num>
+  <w:num w:numId="31" w16cid:durableId="140971614">
+    <w:abstractNumId w:val="9"/>
+  </w:num>
+  <w:num w:numId="32" w16cid:durableId="287276569">
+    <w:abstractNumId w:val="2"/>
+  </w:num>
+  <w:num w:numId="33" w16cid:durableId="1047609959">
+    <w:abstractNumId w:val="29"/>
+  </w:num>
+  <w:num w:numId="34" w16cid:durableId="1445154123">
+    <w:abstractNumId w:val="38"/>
+  </w:num>
+  <w:num w:numId="35" w16cid:durableId="2046565519">
+    <w:abstractNumId w:val="30"/>
+  </w:num>
+  <w:num w:numId="36" w16cid:durableId="1155609686">
+    <w:abstractNumId w:val="21"/>
+  </w:num>
+  <w:num w:numId="37" w16cid:durableId="1782720937">
+    <w:abstractNumId w:val="1"/>
+  </w:num>
+  <w:num w:numId="38" w16cid:durableId="1615167184">
     <w:abstractNumId w:val="20"/>
   </w:num>
-  <w:num w:numId="4">
-    <w:abstractNumId w:val="21"/>
-  </w:num>
-  <w:num w:numId="5">
-    <w:abstractNumId w:val="33"/>
-  </w:num>
-  <w:num w:numId="6">
-    <w:abstractNumId w:val="7"/>
-  </w:num>
-  <w:num w:numId="7">
-    <w:abstractNumId w:val="23"/>
-  </w:num>
-  <w:num w:numId="8">
-    <w:abstractNumId w:val="29"/>
-  </w:num>
-  <w:num w:numId="9">
-    <w:abstractNumId w:val="4"/>
-  </w:num>
-  <w:num w:numId="10">
-    <w:abstractNumId w:val="10"/>
-  </w:num>
-  <w:num w:numId="11">
-    <w:abstractNumId w:val="30"/>
-  </w:num>
-  <w:num w:numId="12">
-    <w:abstractNumId w:val="16"/>
-  </w:num>
-  <w:num w:numId="13">
-    <w:abstractNumId w:val="0"/>
-  </w:num>
-  <w:num w:numId="14">
-    <w:abstractNumId w:val="12"/>
-  </w:num>
-  <w:num w:numId="15">
+  <w:num w:numId="39" w16cid:durableId="309866756">
     <w:abstractNumId w:val="11"/>
   </w:num>
-  <w:num w:numId="16">
-    <w:abstractNumId w:val="31"/>
-  </w:num>
-  <w:num w:numId="17">
-    <w:abstractNumId w:val="22"/>
-  </w:num>
-  <w:num w:numId="18">
-    <w:abstractNumId w:val="9"/>
-  </w:num>
-  <w:num w:numId="19">
-    <w:abstractNumId w:val="2"/>
-  </w:num>
-  <w:num w:numId="20">
-    <w:abstractNumId w:val="32"/>
-  </w:num>
-  <w:num w:numId="21">
-    <w:abstractNumId w:val="24"/>
-  </w:num>
-  <w:num w:numId="22">
-    <w:abstractNumId w:val="14"/>
-  </w:num>
-  <w:num w:numId="23">
-    <w:abstractNumId w:val="13"/>
-  </w:num>
-  <w:num w:numId="24">
-    <w:abstractNumId w:val="28"/>
-  </w:num>
-  <w:num w:numId="25">
-    <w:abstractNumId w:val="17"/>
-  </w:num>
-  <w:num w:numId="26">
-    <w:abstractNumId w:val="27"/>
-  </w:num>
-  <w:num w:numId="27">
-    <w:abstractNumId w:val="5"/>
-  </w:num>
-  <w:num w:numId="28">
-    <w:abstractNumId w:val="19"/>
-  </w:num>
-  <w:num w:numId="29">
-    <w:abstractNumId w:val="15"/>
-  </w:num>
-  <w:num w:numId="30">
-    <w:abstractNumId w:val="3"/>
-  </w:num>
-  <w:num w:numId="31">
-    <w:abstractNumId w:val="8"/>
-  </w:num>
-  <w:num w:numId="32">
-    <w:abstractNumId w:val="1"/>
-  </w:num>
-  <w:num w:numId="33">
-    <w:abstractNumId w:val="25"/>
-  </w:num>
-  <w:num w:numId="34">
-    <w:abstractNumId w:val="34"/>
-  </w:num>
-  <w:num w:numId="35">
-    <w:abstractNumId w:val="26"/>
-  </w:num>
-  <w:num w:numId="36">
-    <w:abstractNumId w:val="18"/>
+  <w:num w:numId="40" w16cid:durableId="2001613685">
+    <w:abstractNumId w:val="23"/>
   </w:num>
 </w:numbering>
 </file>
 
 <file path=word/styles.xml><?xml version="1.0" encoding="utf-8"?>
-<w:styles xmlns:mc="http://schemas.openxmlformats.org/markup-compatibility/2006" xmlns:r="http://schemas.openxmlformats.org/officeDocument/2006/relationships" xmlns:w="http://schemas.openxmlformats.org/wordprocessingml/2006/main" xmlns:w14="http://schemas.microsoft.com/office/word/2010/wordml" xmlns:w15="http://schemas.microsoft.com/office/word/2012/wordml" mc:Ignorable="w14 w15">
+<w:styles xmlns:mc="http://schemas.openxmlformats.org/markup-compatibility/2006" xmlns:r="http://schemas.openxmlformats.org/officeDocument/2006/relationships" xmlns:w="http://schemas.openxmlformats.org/wordprocessingml/2006/main" xmlns:w14="http://schemas.microsoft.com/office/word/2010/wordml" xmlns:w15="http://schemas.microsoft.com/office/word/2012/wordml" xmlns:w16cex="http://schemas.microsoft.com/office/word/2018/wordml/cex" xmlns:w16cid="http://schemas.microsoft.com/office/word/2016/wordml/cid" xmlns:w16="http://schemas.microsoft.com/office/word/2018/wordml" xmlns:w16sdtdh="http://schemas.microsoft.com/office/word/2020/wordml/sdtdatahash" xmlns:w16se="http://schemas.microsoft.com/office/word/2015/wordml/symex" mc:Ignorable="w14 w15 w16se w16cid w16 w16cex w16sdtdh">
   <w:docDefaults>
     <w:rPrDefault>
       <w:rPr>
@@ -9645,7 +11617,7 @@
       </w:pPr>
     </w:pPrDefault>
   </w:docDefaults>
-  <w:latentStyles w:defLockedState="0" w:defUIPriority="99" w:defSemiHidden="0" w:defUnhideWhenUsed="0" w:defQFormat="0" w:count="371">
+  <w:latentStyles w:defLockedState="0" w:defUIPriority="99" w:defSemiHidden="0" w:defUnhideWhenUsed="0" w:defQFormat="0" w:count="376">
     <w:lsdException w:name="Normal" w:uiPriority="0" w:qFormat="1"/>
     <w:lsdException w:name="heading 1" w:uiPriority="9" w:qFormat="1"/>
     <w:lsdException w:name="heading 2" w:semiHidden="1" w:uiPriority="9" w:unhideWhenUsed="1" w:qFormat="1"/>
@@ -10017,10 +11989,16 @@
     <w:lsdException w:name="List Table 5 Dark Accent 6" w:uiPriority="50"/>
     <w:lsdException w:name="List Table 6 Colorful Accent 6" w:uiPriority="51"/>
     <w:lsdException w:name="List Table 7 Colorful Accent 6" w:uiPriority="52"/>
+    <w:lsdException w:name="Mention" w:semiHidden="1" w:unhideWhenUsed="1"/>
+    <w:lsdException w:name="Smart Hyperlink" w:semiHidden="1" w:unhideWhenUsed="1"/>
+    <w:lsdException w:name="Hashtag" w:semiHidden="1" w:unhideWhenUsed="1"/>
+    <w:lsdException w:name="Unresolved Mention" w:semiHidden="1" w:unhideWhenUsed="1"/>
+    <w:lsdException w:name="Smart Link" w:semiHidden="1" w:unhideWhenUsed="1"/>
   </w:latentStyles>
   <w:style w:type="paragraph" w:default="1" w:styleId="a">
     <w:name w:val="Normal"/>
     <w:qFormat/>
+    <w:rsid w:val="004D7555"/>
   </w:style>
   <w:style w:type="character" w:default="1" w:styleId="a0">
     <w:name w:val="Default Paragraph Font"/>
